--- a/rapports/2026-06-06/EQ7/EQ7_enq1_v2/DR_013202030202/73-17-61-18.docx
+++ b/rapports/2026-06-06/EQ7/EQ7_enq1_v2/DR_013202030202/73-17-61-18.docx
@@ -297,7 +297,7 @@
           <w:color w:val="1F6FEB"/>
           <w:sz w:val="22"/>
         </w:rPr>
-        <w:t>⚠ INCOHÉRENCES À CORRIGER (136)</w:t>
+        <w:t>⚠ INCOHÉRENCES À CORRIGER (129)</w:t>
       </w:r>
     </w:p>
     <w:tbl>
@@ -575,7 +575,7 @@
                 <w:i w:val="0"/>
                 <w:sz w:val="17"/>
               </w:rPr>
-              <w:t>Incoherence! AMADOU SOW a declaré que la catégorie socioprofessionnelle de son père est  alors que le père lui-même declare comme catégorie socioprofessionnelle Travailleur pour compte propre au niveau de la section 4b.</w:t>
+              <w:t>Incoherence! AISSATA SOW a declaré que la catégorie socioprofessionnelle de son père est  alors que le père lui-même declare comme catégorie socioprofessionnelle Travailleur pour compte propre au niveau de la section 4b.</w:t>
             </w:r>
           </w:p>
         </w:tc>
@@ -634,7 +634,7 @@
                 <w:color w:val="16A34A"/>
                 <w:sz w:val="16"/>
               </w:rPr>
-              <w:t>—</w:t>
+              <w:t>s01q25, s01q30, s04q23, s01q00b, s01q30_decode, s04q23_decode</w:t>
             </w:r>
           </w:p>
         </w:tc>
@@ -665,7 +665,7 @@
                 <w:i w:val="0"/>
                 <w:sz w:val="17"/>
               </w:rPr>
-              <w:t>Incoherence! AMADOU SOW a dit que sa mère a un niveau  alors que la mère elle-même dit qu'elle a un niveau Primaire au niveau de la section 2.</w:t>
+              <w:t>Incoherence! AMADOU SOW a declaré que la catégorie socioprofessionnelle de son père est  alors que le père lui-même declare comme catégorie socioprofessionnelle Travailleur pour compte propre au niveau de la section 4b.</w:t>
             </w:r>
           </w:p>
         </w:tc>
@@ -724,7 +724,7 @@
                 <w:color w:val="16A34A"/>
                 <w:sz w:val="16"/>
               </w:rPr>
-              <w:t>s01q25, s01q30, s04q23, s01q00b, s01q30_decode, s04q23_decode</w:t>
+              <w:t>—</w:t>
             </w:r>
           </w:p>
         </w:tc>
@@ -755,7 +755,7 @@
                 <w:i w:val="0"/>
                 <w:sz w:val="17"/>
               </w:rPr>
-              <w:t>Incoherence! BABACAR SOW a declaré que la catégorie socioprofessionnelle de son père est  alors que le père lui-même declare comme catégorie socioprofessionnelle Travailleur pour compte propre au niveau de la section 4b.</w:t>
+              <w:t>Incoherence! AMADOU SOW a dit que sa mère a un niveau  alors que la mère elle-même dit qu'elle a un niveau Primaire au niveau de la section 2.</w:t>
             </w:r>
           </w:p>
         </w:tc>
@@ -814,7 +814,7 @@
                 <w:color w:val="16A34A"/>
                 <w:sz w:val="16"/>
               </w:rPr>
-              <w:t>—</w:t>
+              <w:t>s01q25, s01q30, s04q23, s01q00b, s01q30_decode, s04q23_decode</w:t>
             </w:r>
           </w:p>
         </w:tc>
@@ -845,7 +845,7 @@
                 <w:i w:val="0"/>
                 <w:sz w:val="17"/>
               </w:rPr>
-              <w:t>Incoherence! BABACAR SOW a dit que sa mère a un niveau  alors que la mère elle-même dit qu'elle a un niveau Primaire au niveau de la section 2.</w:t>
+              <w:t>Incoherence! BABACAR SOW a declaré que la catégorie socioprofessionnelle de son père est  alors que le père lui-même declare comme catégorie socioprofessionnelle Travailleur pour compte propre au niveau de la section 4b.</w:t>
             </w:r>
           </w:p>
         </w:tc>
@@ -904,7 +904,7 @@
                 <w:color w:val="16A34A"/>
                 <w:sz w:val="16"/>
               </w:rPr>
-              <w:t>s01q25, s01q30, s04q23, s01q00b, s01q30_decode, s04q23_decode</w:t>
+              <w:t>—</w:t>
             </w:r>
           </w:p>
         </w:tc>
@@ -935,7 +935,7 @@
                 <w:i w:val="0"/>
                 <w:sz w:val="17"/>
               </w:rPr>
-              <w:t>Incoherence! CHEIKH SOW a declaré que la catégorie socioprofessionnelle de son père est  alors que le père lui-même declare comme catégorie socioprofessionnelle Travailleur pour compte propre au niveau de la section 4b.</w:t>
+              <w:t>Incoherence! BABACAR SOW a dit que sa mère a un niveau  alors que la mère elle-même dit qu'elle a un niveau Primaire au niveau de la section 2.</w:t>
             </w:r>
           </w:p>
         </w:tc>
@@ -1025,7 +1025,7 @@
                 <w:i w:val="0"/>
                 <w:sz w:val="17"/>
               </w:rPr>
-              <w:t>Incoherence! CHEIKHOU SOW a declaré que la catégorie socioprofessionnelle de son père est  alors que le père lui-même declare comme catégorie socioprofessionnelle Travailleur pour compte propre au niveau de la section 4b.</w:t>
+              <w:t>Incoherence! CHEIKH SOW a declaré que la catégorie socioprofessionnelle de son père est  alors que le père lui-même declare comme catégorie socioprofessionnelle Travailleur pour compte propre au niveau de la section 4b.</w:t>
             </w:r>
           </w:p>
         </w:tc>
@@ -1084,7 +1084,7 @@
                 <w:color w:val="16A34A"/>
                 <w:sz w:val="16"/>
               </w:rPr>
-              <w:t>—</w:t>
+              <w:t>s01q25, s01q30, s04q23, s01q00b, s01q30_decode, s04q23_decode</w:t>
             </w:r>
           </w:p>
         </w:tc>
@@ -1115,7 +1115,7 @@
                 <w:i w:val="0"/>
                 <w:sz w:val="17"/>
               </w:rPr>
-              <w:t>Incoherence! CHEIKHOU SOW a dit que sa mère a un niveau  alors que la mère elle-même dit qu'elle a un niveau Primaire au niveau de la section 2.</w:t>
+              <w:t>Incoherence! CHEIKHOU SOW a declaré que la catégorie socioprofessionnelle de son père est  alors que le père lui-même declare comme catégorie socioprofessionnelle Travailleur pour compte propre au niveau de la section 4b.</w:t>
             </w:r>
           </w:p>
         </w:tc>
@@ -1174,7 +1174,7 @@
                 <w:color w:val="16A34A"/>
                 <w:sz w:val="16"/>
               </w:rPr>
-              <w:t>s01q25, s01q30, s04q23, s01q00b, s01q30_decode, s04q23_decode</w:t>
+              <w:t>—</w:t>
             </w:r>
           </w:p>
         </w:tc>
@@ -1205,7 +1205,7 @@
                 <w:i w:val="0"/>
                 <w:sz w:val="17"/>
               </w:rPr>
-              <w:t>Incoherence! Dieynaba SOW a declaré que la catégorie socioprofessionnelle de son père est  alors que le père lui-même declare comme catégorie socioprofessionnelle Travailleur pour compte propre au niveau de la section 4b.</w:t>
+              <w:t>Incoherence! CHEIKHOU SOW a dit que sa mère a un niveau  alors que la mère elle-même dit qu'elle a un niveau Primaire au niveau de la section 2.</w:t>
             </w:r>
           </w:p>
         </w:tc>
@@ -1264,7 +1264,7 @@
                 <w:color w:val="16A34A"/>
                 <w:sz w:val="16"/>
               </w:rPr>
-              <w:t>—</w:t>
+              <w:t>s01q25, s01q30, s04q23, s01q00b, s01q30_decode, s04q23_decode</w:t>
             </w:r>
           </w:p>
         </w:tc>
@@ -1295,7 +1295,7 @@
                 <w:i w:val="0"/>
                 <w:sz w:val="17"/>
               </w:rPr>
-              <w:t>Incoherence! Dieynaba SOW a dit que sa mère a un niveau  alors que la mère elle-même dit qu'elle a un niveau Primaire au niveau de la section 2.</w:t>
+              <w:t>Incoherence! Dieynaba SOW a declaré que la catégorie socioprofessionnelle de son père est  alors que le père lui-même declare comme catégorie socioprofessionnelle Travailleur pour compte propre au niveau de la section 4b.</w:t>
             </w:r>
           </w:p>
         </w:tc>
@@ -1354,7 +1354,7 @@
                 <w:color w:val="16A34A"/>
                 <w:sz w:val="16"/>
               </w:rPr>
-              <w:t>s01q25, s01q30, s04q23, s01q00b, s01q30_decode, s04q23_decode</w:t>
+              <w:t>—</w:t>
             </w:r>
           </w:p>
         </w:tc>
@@ -1385,7 +1385,7 @@
                 <w:i w:val="0"/>
                 <w:sz w:val="17"/>
               </w:rPr>
-              <w:t>Incoherence! IDY SOW a declaré que la catégorie socioprofessionnelle de son père est  alors que le père lui-même declare comme catégorie socioprofessionnelle Travailleur pour compte propre au niveau de la section 4b.</w:t>
+              <w:t>Incoherence! Dieynaba SOW a dit que sa mère a un niveau  alors que la mère elle-même dit qu'elle a un niveau Primaire au niveau de la section 2.</w:t>
             </w:r>
           </w:p>
         </w:tc>
@@ -1475,7 +1475,7 @@
                 <w:i w:val="0"/>
                 <w:sz w:val="17"/>
               </w:rPr>
-              <w:t>Incoherence! ISMAILLA SOW a declaré que la catégorie socioprofessionnelle de son père est  alors que le père lui-même declare comme catégorie socioprofessionnelle Travailleur pour compte propre au niveau de la section 4b.</w:t>
+              <w:t>Incoherence! IDY SOW a declaré que la catégorie socioprofessionnelle de son père est  alors que le père lui-même declare comme catégorie socioprofessionnelle Travailleur pour compte propre au niveau de la section 4b.</w:t>
             </w:r>
           </w:p>
         </w:tc>
@@ -1565,7 +1565,7 @@
                 <w:i w:val="0"/>
                 <w:sz w:val="17"/>
               </w:rPr>
-              <w:t>Incoherence! KHADIDIATOU SOW a declaré que la catégorie socioprofessionnelle de son père est  alors que le père lui-même declare comme catégorie socioprofessionnelle Travailleur pour compte propre au niveau de la section 4b.</w:t>
+              <w:t>Incoherence! ISMAILLA SOW a declaré que la catégorie socioprofessionnelle de son père est  alors que le père lui-même declare comme catégorie socioprofessionnelle Travailleur pour compte propre au niveau de la section 4b.</w:t>
             </w:r>
           </w:p>
         </w:tc>
@@ -1655,7 +1655,7 @@
                 <w:i w:val="0"/>
                 <w:sz w:val="17"/>
               </w:rPr>
-              <w:t>Incoherence! KHALIMATOU SOW a declaré que la catégorie socioprofessionnelle de son père est  alors que le père lui-même declare comme catégorie socioprofessionnelle Travailleur pour compte propre au niveau de la section 4b.</w:t>
+              <w:t>Incoherence! KHADIDIATOU SOW a declaré que la catégorie socioprofessionnelle de son père est  alors que le père lui-même declare comme catégorie socioprofessionnelle Travailleur pour compte propre au niveau de la section 4b.</w:t>
             </w:r>
           </w:p>
         </w:tc>
@@ -1714,7 +1714,7 @@
                 <w:color w:val="16A34A"/>
                 <w:sz w:val="16"/>
               </w:rPr>
-              <w:t>—</w:t>
+              <w:t>s01q25, s01q30, s04q23, s01q00b, s01q30_decode, s04q23_decode</w:t>
             </w:r>
           </w:p>
         </w:tc>
@@ -1745,7 +1745,7 @@
                 <w:i w:val="0"/>
                 <w:sz w:val="17"/>
               </w:rPr>
-              <w:t>Incoherence! KHALIMATOU SOW a dit que sa mère a un niveau  alors que la mère elle-même dit qu'elle a un niveau Primaire au niveau de la section 2.</w:t>
+              <w:t>Incoherence! KHALIMATOU SOW a declaré que la catégorie socioprofessionnelle de son père est  alors que le père lui-même declare comme catégorie socioprofessionnelle Travailleur pour compte propre au niveau de la section 4b.</w:t>
             </w:r>
           </w:p>
         </w:tc>
@@ -1804,7 +1804,7 @@
                 <w:color w:val="16A34A"/>
                 <w:sz w:val="16"/>
               </w:rPr>
-              <w:t>s01q25, s01q30, s04q23, s01q00b, s01q30_decode, s04q23_decode</w:t>
+              <w:t>—</w:t>
             </w:r>
           </w:p>
         </w:tc>
@@ -1835,7 +1835,7 @@
                 <w:i w:val="0"/>
                 <w:sz w:val="17"/>
               </w:rPr>
-              <w:t>Incoherence! MAMADOU SOW a declaré que la catégorie socioprofessionnelle de son père est  alors que le père lui-même declare comme catégorie socioprofessionnelle Travailleur pour compte propre au niveau de la section 4b.</w:t>
+              <w:t>Incoherence! KHALIMATOU SOW a dit que sa mère a un niveau  alors que la mère elle-même dit qu'elle a un niveau Primaire au niveau de la section 2.</w:t>
             </w:r>
           </w:p>
         </w:tc>
@@ -1925,7 +1925,7 @@
                 <w:i w:val="0"/>
                 <w:sz w:val="17"/>
               </w:rPr>
-              <w:t>Incoherence! SOULEYMANE SOW a declaré que la catégorie socioprofessionnelle de son père est  alors que le père lui-même declare comme catégorie socioprofessionnelle Travailleur pour compte propre au niveau de la section 4b.</w:t>
+              <w:t>Incoherence! MAMADOU SOW a declaré que la catégorie socioprofessionnelle de son père est  alors que le père lui-même declare comme catégorie socioprofessionnelle Travailleur pour compte propre au niveau de la section 4b.</w:t>
             </w:r>
           </w:p>
         </w:tc>
@@ -1984,7 +1984,7 @@
                 <w:color w:val="16A34A"/>
                 <w:sz w:val="16"/>
               </w:rPr>
-              <w:t>—</w:t>
+              <w:t>s01q25, s01q30, s04q23, s01q00b, s01q30_decode, s04q23_decode</w:t>
             </w:r>
           </w:p>
         </w:tc>
@@ -2015,7 +2015,7 @@
                 <w:i w:val="0"/>
                 <w:sz w:val="17"/>
               </w:rPr>
-              <w:t>Incoherence! SOULEYMANE SOW a dit que sa mère a un niveau  alors que la mère elle-même dit qu'elle a un niveau Primaire au niveau de la section 2.</w:t>
+              <w:t>Incoherence! SOULEYMANE SOW a declaré que la catégorie socioprofessionnelle de son père est  alors que le père lui-même declare comme catégorie socioprofessionnelle Travailleur pour compte propre au niveau de la section 4b.</w:t>
             </w:r>
           </w:p>
         </w:tc>
@@ -2074,7 +2074,7 @@
                 <w:color w:val="16A34A"/>
                 <w:sz w:val="16"/>
               </w:rPr>
-              <w:t>s01q25, s01q30, s04q23, s01q00b, s01q30_decode, s04q23_decode</w:t>
+              <w:t>—</w:t>
             </w:r>
           </w:p>
         </w:tc>
@@ -2105,7 +2105,7 @@
                 <w:i w:val="0"/>
                 <w:sz w:val="17"/>
               </w:rPr>
-              <w:t>Incoherence! YOUSSOUF SOW a declaré que la catégorie socioprofessionnelle de son père est  alors que le père lui-même declare comme catégorie socioprofessionnelle Travailleur pour compte propre au niveau de la section 4b.</w:t>
+              <w:t>Incoherence! SOULEYMANE SOW a dit que sa mère a un niveau  alors que la mère elle-même dit qu'elle a un niveau Primaire au niveau de la section 2.</w:t>
             </w:r>
           </w:p>
         </w:tc>
@@ -2195,7 +2195,7 @@
                 <w:i w:val="0"/>
                 <w:sz w:val="17"/>
               </w:rPr>
-              <w:t>Incoherence! AISSATA SOW a declaré que la catégorie socioprofessionnelle de son père est  alors que le père lui-même declare comme catégorie socioprofessionnelle Travailleur pour compte propre au niveau de la section 4b.</w:t>
+              <w:t>Incoherence! YOUSSOUF SOW a declaré que la catégorie socioprofessionnelle de son père est  alors que le père lui-même declare comme catégorie socioprofessionnelle Travailleur pour compte propre au niveau de la section 4b.</w:t>
             </w:r>
           </w:p>
         </w:tc>
@@ -2254,7 +2254,7 @@
                 <w:color w:val="16A34A"/>
                 <w:sz w:val="16"/>
               </w:rPr>
-              <w:t>—</w:t>
+              <w:t>s02q33, s01q00b</w:t>
             </w:r>
           </w:p>
         </w:tc>
@@ -2285,7 +2285,7 @@
                 <w:i w:val="0"/>
                 <w:sz w:val="17"/>
               </w:rPr>
-              <w:t>Incohérence!!! seulement les écoles privées paient les frais de scolarité (y compris les frais d'inscription).</w:t>
+              <w:t>Incoherent!!! La dernière fois que BINETOU SOW a  fréquenté l'école est 9999.</w:t>
             </w:r>
           </w:p>
         </w:tc>
@@ -2344,7 +2344,7 @@
                 <w:color w:val="16A34A"/>
                 <w:sz w:val="16"/>
               </w:rPr>
-              <w:t>s01q32, s01q36, s01q38, s04q37_modif, s02q33, s02q34, s01q00b</w:t>
+              <w:t>—</w:t>
             </w:r>
           </w:p>
         </w:tc>
@@ -2375,7 +2375,7 @@
                 <w:i w:val="0"/>
                 <w:sz w:val="17"/>
               </w:rPr>
-              <w:t>Peu probable!!! Vu l'âge (14 ans) de Dieynaba SOW ou l'année à laquelle Dieynaba SOW a fréquenté l'école pour la dernière fois (.) le dernier diplome de Dieynaba SOW ne peut être le Certificat d'études primaires (CEP), prière de corriger cette incohérence ou confirmer avec le QG.</w:t>
+              <w:t>Incohérent!! Le niveau d'instruction déclaré par l'un des enfants () au niveau de la section 1 de RASSOUL SOW diffère de celui donné par RASSOUL SOW lui-même qui affirme ne pas avoir frequenté l'école formelle.</w:t>
             </w:r>
           </w:p>
         </w:tc>
@@ -2465,7 +2465,7 @@
                 <w:i w:val="0"/>
                 <w:sz w:val="17"/>
               </w:rPr>
-              <w:t>Peu probable!!! Vu l'âge (14 ans) de MAMADOU SOW ou l'année à laquelle MAMADOU SOW a fréquenté l'école pour la dernière fois (.) le dernier diplome de MAMADOU SOW ne peut être le Certificat d'études primaires (CEP), prière de corriger cette incohérence ou confirmer avec le QG.</w:t>
+              <w:t>Peu probable!!! Vu l'âge (14 ans) de Dieynaba SOW ou l'année à laquelle Dieynaba SOW a fréquenté l'école pour la dernière fois (.) le dernier diplome de Dieynaba SOW ne peut être le Certificat d'études primaires (CEP), prière de corriger cette incohérence ou confirmer avec le QG.</w:t>
             </w:r>
           </w:p>
         </w:tc>
@@ -2524,7 +2524,7 @@
                 <w:color w:val="16A34A"/>
                 <w:sz w:val="16"/>
               </w:rPr>
-              <w:t>s02q33, s01q00b</w:t>
+              <w:t>s01q32, s01q36, s01q38, s04q37_modif, s02q33, s02q34, s01q00b</w:t>
             </w:r>
           </w:p>
         </w:tc>
@@ -2555,7 +2555,7 @@
                 <w:i w:val="0"/>
                 <w:sz w:val="17"/>
               </w:rPr>
-              <w:t>Incoherent!!! La dernière fois que BINETOU SOW a  fréquenté l'école est 9999.</w:t>
+              <w:t>Peu probable!!! Vu l'âge (14 ans) de MAMADOU SOW ou l'année à laquelle MAMADOU SOW a fréquenté l'école pour la dernière fois (.) le dernier diplome de MAMADOU SOW ne peut être le Certificat d'études primaires (CEP), prière de corriger cette incohérence ou confirmer avec le QG.</w:t>
             </w:r>
           </w:p>
         </w:tc>
@@ -2588,6 +2588,1716 @@
                 <w:i w:val="0"/>
                 <w:sz w:val="16"/>
               </w:rPr>
+              <w:t>S11</w:t>
+              <w:br/>
+            </w:r>
+            <w:r>
+              <w:rPr>
+                <w:b w:val="0"/>
+                <w:i w:val="0"/>
+                <w:color w:val="64748B"/>
+                <w:sz w:val="14"/>
+              </w:rPr>
+              <w:t>Logement / cadre de vie</w:t>
+            </w:r>
+          </w:p>
+        </w:tc>
+        <w:tc>
+          <w:tcPr>
+            <w:tcW w:type="dxa" w:w="1531"/>
+          </w:tcPr>
+          <w:p>
+            <w:r>
+              <w:rPr>
+                <w:b/>
+                <w:i w:val="0"/>
+                <w:color w:val="16A34A"/>
+                <w:sz w:val="16"/>
+              </w:rPr>
+              <w:t>—</w:t>
+            </w:r>
+          </w:p>
+        </w:tc>
+        <w:tc>
+          <w:tcPr>
+            <w:tcW w:type="dxa" w:w="1191"/>
+          </w:tcPr>
+          <w:p>
+            <w:r>
+              <w:rPr>
+                <w:b w:val="0"/>
+                <w:i w:val="0"/>
+                <w:color w:val="64748B"/>
+                <w:sz w:val="16"/>
+              </w:rPr>
+              <w:t>GT-CQ</w:t>
+            </w:r>
+          </w:p>
+        </w:tc>
+        <w:tc>
+          <w:tcPr>
+            <w:tcW w:type="dxa" w:w="4706"/>
+          </w:tcPr>
+          <w:p>
+            <w:r>
+              <w:rPr>
+                <w:b w:val="0"/>
+                <w:i w:val="0"/>
+                <w:sz w:val="17"/>
+              </w:rPr>
+              <w:t>Incoherence!! Le ménage a depensé .</w:t>
+            </w:r>
+          </w:p>
+        </w:tc>
+      </w:tr>
+      <w:tr>
+        <w:tc>
+          <w:tcPr>
+            <w:tcW w:type="dxa" w:w="964"/>
+          </w:tcPr>
+          <w:p>
+            <w:r>
+              <w:rPr>
+                <w:b/>
+                <w:i w:val="0"/>
+                <w:color w:val="DC2626"/>
+                <w:sz w:val="16"/>
+              </w:rPr>
+              <w:t>Haute</w:t>
+            </w:r>
+          </w:p>
+        </w:tc>
+        <w:tc>
+          <w:tcPr>
+            <w:tcW w:type="dxa" w:w="1247"/>
+          </w:tcPr>
+          <w:p>
+            <w:r>
+              <w:rPr>
+                <w:b/>
+                <w:i w:val="0"/>
+                <w:sz w:val="16"/>
+              </w:rPr>
+              <w:t>S11</w:t>
+              <w:br/>
+            </w:r>
+            <w:r>
+              <w:rPr>
+                <w:b w:val="0"/>
+                <w:i w:val="0"/>
+                <w:color w:val="64748B"/>
+                <w:sz w:val="14"/>
+              </w:rPr>
+              <w:t>Logement / cadre de vie</w:t>
+            </w:r>
+          </w:p>
+        </w:tc>
+        <w:tc>
+          <w:tcPr>
+            <w:tcW w:type="dxa" w:w="1531"/>
+          </w:tcPr>
+          <w:p>
+            <w:r>
+              <w:rPr>
+                <w:b/>
+                <w:i w:val="0"/>
+                <w:color w:val="16A34A"/>
+                <w:sz w:val="16"/>
+              </w:rPr>
+              <w:t>s01q03a, s01q03b, s01q03c, s11q32, s11q36, s11q36_code</w:t>
+            </w:r>
+          </w:p>
+        </w:tc>
+        <w:tc>
+          <w:tcPr>
+            <w:tcW w:type="dxa" w:w="1191"/>
+          </w:tcPr>
+          <w:p>
+            <w:r>
+              <w:rPr>
+                <w:b w:val="0"/>
+                <w:i w:val="0"/>
+                <w:color w:val="64748B"/>
+                <w:sz w:val="16"/>
+              </w:rPr>
+              <w:t>GT-CQ</w:t>
+            </w:r>
+          </w:p>
+        </w:tc>
+        <w:tc>
+          <w:tcPr>
+            <w:tcW w:type="dxa" w:w="4706"/>
+          </w:tcPr>
+          <w:p>
+            <w:r>
+              <w:rPr>
+                <w:b w:val="0"/>
+                <w:i w:val="0"/>
+                <w:sz w:val="17"/>
+              </w:rPr>
+              <w:t>FCFA dans Frais de connexion au réseau de distribution d'eau mais dit ne pas être connecté à un réseau d'eau courante, prière de corriger cette incoherenceLe ménage  est connecté à un réseau électrique donc à accès à l'électricité avec EDM malgré qu'elle ne soit pas disponible à 100%, le même ménage déclare comme principale source d'éclairage du logement la Bougie qui est incohérent.</w:t>
+            </w:r>
+          </w:p>
+        </w:tc>
+      </w:tr>
+      <w:tr>
+        <w:tc>
+          <w:tcPr>
+            <w:tcW w:type="dxa" w:w="964"/>
+          </w:tcPr>
+          <w:p>
+            <w:r>
+              <w:rPr>
+                <w:b/>
+                <w:i w:val="0"/>
+                <w:color w:val="EA580C"/>
+                <w:sz w:val="16"/>
+              </w:rPr>
+              <w:t>Moyenne</w:t>
+            </w:r>
+          </w:p>
+        </w:tc>
+        <w:tc>
+          <w:tcPr>
+            <w:tcW w:type="dxa" w:w="1247"/>
+          </w:tcPr>
+          <w:p>
+            <w:r>
+              <w:rPr>
+                <w:b/>
+                <w:i w:val="0"/>
+                <w:sz w:val="16"/>
+              </w:rPr>
+              <w:t>S00</w:t>
+              <w:br/>
+            </w:r>
+            <w:r>
+              <w:rPr>
+                <w:b w:val="0"/>
+                <w:i w:val="0"/>
+                <w:color w:val="64748B"/>
+                <w:sz w:val="14"/>
+              </w:rPr>
+              <w:t>Identification</w:t>
+            </w:r>
+          </w:p>
+        </w:tc>
+        <w:tc>
+          <w:tcPr>
+            <w:tcW w:type="dxa" w:w="1531"/>
+          </w:tcPr>
+          <w:p>
+            <w:r>
+              <w:rPr>
+                <w:b/>
+                <w:i w:val="0"/>
+                <w:color w:val="16A34A"/>
+                <w:sz w:val="16"/>
+              </w:rPr>
+              <w:t>—</w:t>
+            </w:r>
+          </w:p>
+        </w:tc>
+        <w:tc>
+          <w:tcPr>
+            <w:tcW w:type="dxa" w:w="1191"/>
+          </w:tcPr>
+          <w:p>
+            <w:r>
+              <w:rPr>
+                <w:b w:val="0"/>
+                <w:i w:val="0"/>
+                <w:color w:val="64748B"/>
+                <w:sz w:val="16"/>
+              </w:rPr>
+              <w:t>GT-CQ</w:t>
+            </w:r>
+          </w:p>
+        </w:tc>
+        <w:tc>
+          <w:tcPr>
+            <w:tcW w:type="dxa" w:w="4706"/>
+          </w:tcPr>
+          <w:p>
+            <w:r>
+              <w:rPr>
+                <w:b w:val="0"/>
+                <w:i w:val="0"/>
+                <w:sz w:val="17"/>
+              </w:rPr>
+              <w:t>L'adresse ou la localisation du ménage doit être bien renseignée, ne doit pas contenir des numéros de téléphone et elle semble courte pour être une adresse.</w:t>
+            </w:r>
+          </w:p>
+        </w:tc>
+      </w:tr>
+      <w:tr>
+        <w:tc>
+          <w:tcPr>
+            <w:tcW w:type="dxa" w:w="964"/>
+          </w:tcPr>
+          <w:p>
+            <w:r>
+              <w:rPr>
+                <w:b/>
+                <w:i w:val="0"/>
+                <w:color w:val="EA580C"/>
+                <w:sz w:val="16"/>
+              </w:rPr>
+              <w:t>Moyenne</w:t>
+            </w:r>
+          </w:p>
+        </w:tc>
+        <w:tc>
+          <w:tcPr>
+            <w:tcW w:type="dxa" w:w="1247"/>
+          </w:tcPr>
+          <w:p>
+            <w:r>
+              <w:rPr>
+                <w:b/>
+                <w:i w:val="0"/>
+                <w:sz w:val="16"/>
+              </w:rPr>
+              <w:t>S00</w:t>
+              <w:br/>
+            </w:r>
+            <w:r>
+              <w:rPr>
+                <w:b w:val="0"/>
+                <w:i w:val="0"/>
+                <w:color w:val="64748B"/>
+                <w:sz w:val="14"/>
+              </w:rPr>
+              <w:t>Identification</w:t>
+            </w:r>
+          </w:p>
+        </w:tc>
+        <w:tc>
+          <w:tcPr>
+            <w:tcW w:type="dxa" w:w="1531"/>
+          </w:tcPr>
+          <w:p>
+            <w:r>
+              <w:rPr>
+                <w:b/>
+                <w:i w:val="0"/>
+                <w:color w:val="16A34A"/>
+                <w:sz w:val="16"/>
+              </w:rPr>
+              <w:t>—</w:t>
+            </w:r>
+          </w:p>
+        </w:tc>
+        <w:tc>
+          <w:tcPr>
+            <w:tcW w:type="dxa" w:w="1191"/>
+          </w:tcPr>
+          <w:p>
+            <w:r>
+              <w:rPr>
+                <w:b w:val="0"/>
+                <w:i w:val="0"/>
+                <w:color w:val="64748B"/>
+                <w:sz w:val="16"/>
+              </w:rPr>
+              <w:t>GT-CQ</w:t>
+            </w:r>
+          </w:p>
+        </w:tc>
+        <w:tc>
+          <w:tcPr>
+            <w:tcW w:type="dxa" w:w="4706"/>
+          </w:tcPr>
+          <w:p>
+            <w:r>
+              <w:rPr>
+                <w:b w:val="0"/>
+                <w:i w:val="0"/>
+                <w:sz w:val="17"/>
+              </w:rPr>
+              <w:t>Prière de renseigner la bonne adresse.Attention! Il manque des informations non renseignées dans la section 0, prière de regarder toutes les autres informations dans l'identification du ménage (IDENTIFICATION ET RENSEIGNEMENTS DE CONTROLE) ou dans OBSERVATIONS pour pouvoir renseigné toutes les questions liées au ménage.</w:t>
+            </w:r>
+          </w:p>
+        </w:tc>
+      </w:tr>
+      <w:tr>
+        <w:tc>
+          <w:tcPr>
+            <w:tcW w:type="dxa" w:w="964"/>
+          </w:tcPr>
+          <w:p>
+            <w:r>
+              <w:rPr>
+                <w:b/>
+                <w:i w:val="0"/>
+                <w:color w:val="EA580C"/>
+                <w:sz w:val="16"/>
+              </w:rPr>
+              <w:t>Moyenne</w:t>
+            </w:r>
+          </w:p>
+        </w:tc>
+        <w:tc>
+          <w:tcPr>
+            <w:tcW w:type="dxa" w:w="1247"/>
+          </w:tcPr>
+          <w:p>
+            <w:r>
+              <w:rPr>
+                <w:b/>
+                <w:i w:val="0"/>
+                <w:sz w:val="16"/>
+              </w:rPr>
+              <w:t>S00</w:t>
+              <w:br/>
+            </w:r>
+            <w:r>
+              <w:rPr>
+                <w:b w:val="0"/>
+                <w:i w:val="0"/>
+                <w:color w:val="64748B"/>
+                <w:sz w:val="14"/>
+              </w:rPr>
+              <w:t>Identification</w:t>
+            </w:r>
+          </w:p>
+        </w:tc>
+        <w:tc>
+          <w:tcPr>
+            <w:tcW w:type="dxa" w:w="1531"/>
+          </w:tcPr>
+          <w:p>
+            <w:r>
+              <w:rPr>
+                <w:b/>
+                <w:i w:val="0"/>
+                <w:color w:val="16A34A"/>
+                <w:sz w:val="16"/>
+              </w:rPr>
+              <w:t>s00q12a, s00q12b</w:t>
+            </w:r>
+          </w:p>
+        </w:tc>
+        <w:tc>
+          <w:tcPr>
+            <w:tcW w:type="dxa" w:w="1191"/>
+          </w:tcPr>
+          <w:p>
+            <w:r>
+              <w:rPr>
+                <w:b w:val="0"/>
+                <w:i w:val="0"/>
+                <w:color w:val="64748B"/>
+                <w:sz w:val="16"/>
+              </w:rPr>
+              <w:t>GT-CQ</w:t>
+            </w:r>
+          </w:p>
+        </w:tc>
+        <w:tc>
+          <w:tcPr>
+            <w:tcW w:type="dxa" w:w="4706"/>
+          </w:tcPr>
+          <w:p>
+            <w:r>
+              <w:rPr>
+                <w:b w:val="0"/>
+                <w:i w:val="0"/>
+                <w:sz w:val="17"/>
+              </w:rPr>
+              <w:t>Attention! Veillez bien renseigner le deuxième numero du chef de ménage(0.12b).</w:t>
+            </w:r>
+          </w:p>
+        </w:tc>
+      </w:tr>
+      <w:tr>
+        <w:tc>
+          <w:tcPr>
+            <w:tcW w:type="dxa" w:w="964"/>
+          </w:tcPr>
+          <w:p>
+            <w:r>
+              <w:rPr>
+                <w:b/>
+                <w:i w:val="0"/>
+                <w:color w:val="EA580C"/>
+                <w:sz w:val="16"/>
+              </w:rPr>
+              <w:t>Moyenne</w:t>
+            </w:r>
+          </w:p>
+        </w:tc>
+        <w:tc>
+          <w:tcPr>
+            <w:tcW w:type="dxa" w:w="1247"/>
+          </w:tcPr>
+          <w:p>
+            <w:r>
+              <w:rPr>
+                <w:b/>
+                <w:i w:val="0"/>
+                <w:sz w:val="16"/>
+              </w:rPr>
+              <w:t>S01</w:t>
+              <w:br/>
+            </w:r>
+            <w:r>
+              <w:rPr>
+                <w:b w:val="0"/>
+                <w:i w:val="0"/>
+                <w:color w:val="64748B"/>
+                <w:sz w:val="14"/>
+              </w:rPr>
+              <w:t>Démographie</w:t>
+            </w:r>
+          </w:p>
+        </w:tc>
+        <w:tc>
+          <w:tcPr>
+            <w:tcW w:type="dxa" w:w="1531"/>
+          </w:tcPr>
+          <w:p>
+            <w:r>
+              <w:rPr>
+                <w:b/>
+                <w:i w:val="0"/>
+                <w:color w:val="16A34A"/>
+                <w:sz w:val="16"/>
+              </w:rPr>
+              <w:t>—</w:t>
+            </w:r>
+          </w:p>
+        </w:tc>
+        <w:tc>
+          <w:tcPr>
+            <w:tcW w:type="dxa" w:w="1191"/>
+          </w:tcPr>
+          <w:p>
+            <w:r>
+              <w:rPr>
+                <w:b w:val="0"/>
+                <w:i w:val="0"/>
+                <w:color w:val="64748B"/>
+                <w:sz w:val="16"/>
+              </w:rPr>
+              <w:t>GT-CQ</w:t>
+            </w:r>
+          </w:p>
+        </w:tc>
+        <w:tc>
+          <w:tcPr>
+            <w:tcW w:type="dxa" w:w="4706"/>
+          </w:tcPr>
+          <w:p>
+            <w:r>
+              <w:rPr>
+                <w:b w:val="0"/>
+                <w:i w:val="0"/>
+                <w:sz w:val="17"/>
+              </w:rPr>
+              <w:t>Prière de verifier l'information donnée par ABDOULAYE SOW ou corriger au niveau de la section 1.</w:t>
+            </w:r>
+          </w:p>
+        </w:tc>
+      </w:tr>
+      <w:tr>
+        <w:tc>
+          <w:tcPr>
+            <w:tcW w:type="dxa" w:w="964"/>
+          </w:tcPr>
+          <w:p>
+            <w:r>
+              <w:rPr>
+                <w:b/>
+                <w:i w:val="0"/>
+                <w:color w:val="EA580C"/>
+                <w:sz w:val="16"/>
+              </w:rPr>
+              <w:t>Moyenne</w:t>
+            </w:r>
+          </w:p>
+        </w:tc>
+        <w:tc>
+          <w:tcPr>
+            <w:tcW w:type="dxa" w:w="1247"/>
+          </w:tcPr>
+          <w:p>
+            <w:r>
+              <w:rPr>
+                <w:b/>
+                <w:i w:val="0"/>
+                <w:sz w:val="16"/>
+              </w:rPr>
+              <w:t>S01</w:t>
+              <w:br/>
+            </w:r>
+            <w:r>
+              <w:rPr>
+                <w:b w:val="0"/>
+                <w:i w:val="0"/>
+                <w:color w:val="64748B"/>
+                <w:sz w:val="14"/>
+              </w:rPr>
+              <w:t>Démographie</w:t>
+            </w:r>
+          </w:p>
+        </w:tc>
+        <w:tc>
+          <w:tcPr>
+            <w:tcW w:type="dxa" w:w="1531"/>
+          </w:tcPr>
+          <w:p>
+            <w:r>
+              <w:rPr>
+                <w:b/>
+                <w:i w:val="0"/>
+                <w:color w:val="16A34A"/>
+                <w:sz w:val="16"/>
+              </w:rPr>
+              <w:t>—</w:t>
+            </w:r>
+          </w:p>
+        </w:tc>
+        <w:tc>
+          <w:tcPr>
+            <w:tcW w:type="dxa" w:w="1191"/>
+          </w:tcPr>
+          <w:p>
+            <w:r>
+              <w:rPr>
+                <w:b w:val="0"/>
+                <w:i w:val="0"/>
+                <w:color w:val="64748B"/>
+                <w:sz w:val="16"/>
+              </w:rPr>
+              <w:t>GT-CQ</w:t>
+            </w:r>
+          </w:p>
+        </w:tc>
+        <w:tc>
+          <w:tcPr>
+            <w:tcW w:type="dxa" w:w="4706"/>
+          </w:tcPr>
+          <w:p>
+            <w:r>
+              <w:rPr>
+                <w:b w:val="0"/>
+                <w:i w:val="0"/>
+                <w:sz w:val="17"/>
+              </w:rPr>
+              <w:t>Prière de verifier l'information donnée par AISSATA SOW ou corriger au niveau de la section 1.</w:t>
+            </w:r>
+          </w:p>
+        </w:tc>
+      </w:tr>
+      <w:tr>
+        <w:tc>
+          <w:tcPr>
+            <w:tcW w:type="dxa" w:w="964"/>
+          </w:tcPr>
+          <w:p>
+            <w:r>
+              <w:rPr>
+                <w:b/>
+                <w:i w:val="0"/>
+                <w:color w:val="EA580C"/>
+                <w:sz w:val="16"/>
+              </w:rPr>
+              <w:t>Moyenne</w:t>
+            </w:r>
+          </w:p>
+        </w:tc>
+        <w:tc>
+          <w:tcPr>
+            <w:tcW w:type="dxa" w:w="1247"/>
+          </w:tcPr>
+          <w:p>
+            <w:r>
+              <w:rPr>
+                <w:b/>
+                <w:i w:val="0"/>
+                <w:sz w:val="16"/>
+              </w:rPr>
+              <w:t>S01</w:t>
+              <w:br/>
+            </w:r>
+            <w:r>
+              <w:rPr>
+                <w:b w:val="0"/>
+                <w:i w:val="0"/>
+                <w:color w:val="64748B"/>
+                <w:sz w:val="14"/>
+              </w:rPr>
+              <w:t>Démographie</w:t>
+            </w:r>
+          </w:p>
+        </w:tc>
+        <w:tc>
+          <w:tcPr>
+            <w:tcW w:type="dxa" w:w="1531"/>
+          </w:tcPr>
+          <w:p>
+            <w:r>
+              <w:rPr>
+                <w:b/>
+                <w:i w:val="0"/>
+                <w:color w:val="16A34A"/>
+                <w:sz w:val="16"/>
+              </w:rPr>
+              <w:t>—</w:t>
+            </w:r>
+          </w:p>
+        </w:tc>
+        <w:tc>
+          <w:tcPr>
+            <w:tcW w:type="dxa" w:w="1191"/>
+          </w:tcPr>
+          <w:p>
+            <w:r>
+              <w:rPr>
+                <w:b w:val="0"/>
+                <w:i w:val="0"/>
+                <w:color w:val="64748B"/>
+                <w:sz w:val="16"/>
+              </w:rPr>
+              <w:t>GT-CQ</w:t>
+            </w:r>
+          </w:p>
+        </w:tc>
+        <w:tc>
+          <w:tcPr>
+            <w:tcW w:type="dxa" w:w="4706"/>
+          </w:tcPr>
+          <w:p>
+            <w:r>
+              <w:rPr>
+                <w:b w:val="0"/>
+                <w:i w:val="0"/>
+                <w:sz w:val="17"/>
+              </w:rPr>
+              <w:t>Prière de verifier l'information donnée par AMADOU SOW ou corriger au niveau de la section 1.</w:t>
+            </w:r>
+          </w:p>
+        </w:tc>
+      </w:tr>
+      <w:tr>
+        <w:tc>
+          <w:tcPr>
+            <w:tcW w:type="dxa" w:w="964"/>
+          </w:tcPr>
+          <w:p>
+            <w:r>
+              <w:rPr>
+                <w:b/>
+                <w:i w:val="0"/>
+                <w:color w:val="EA580C"/>
+                <w:sz w:val="16"/>
+              </w:rPr>
+              <w:t>Moyenne</w:t>
+            </w:r>
+          </w:p>
+        </w:tc>
+        <w:tc>
+          <w:tcPr>
+            <w:tcW w:type="dxa" w:w="1247"/>
+          </w:tcPr>
+          <w:p>
+            <w:r>
+              <w:rPr>
+                <w:b/>
+                <w:i w:val="0"/>
+                <w:sz w:val="16"/>
+              </w:rPr>
+              <w:t>S01</w:t>
+              <w:br/>
+            </w:r>
+            <w:r>
+              <w:rPr>
+                <w:b w:val="0"/>
+                <w:i w:val="0"/>
+                <w:color w:val="64748B"/>
+                <w:sz w:val="14"/>
+              </w:rPr>
+              <w:t>Démographie</w:t>
+            </w:r>
+          </w:p>
+        </w:tc>
+        <w:tc>
+          <w:tcPr>
+            <w:tcW w:type="dxa" w:w="1531"/>
+          </w:tcPr>
+          <w:p>
+            <w:r>
+              <w:rPr>
+                <w:b/>
+                <w:i w:val="0"/>
+                <w:color w:val="16A34A"/>
+                <w:sz w:val="16"/>
+              </w:rPr>
+              <w:t>—</w:t>
+            </w:r>
+          </w:p>
+        </w:tc>
+        <w:tc>
+          <w:tcPr>
+            <w:tcW w:type="dxa" w:w="1191"/>
+          </w:tcPr>
+          <w:p>
+            <w:r>
+              <w:rPr>
+                <w:b w:val="0"/>
+                <w:i w:val="0"/>
+                <w:color w:val="64748B"/>
+                <w:sz w:val="16"/>
+              </w:rPr>
+              <w:t>GT-CQ</w:t>
+            </w:r>
+          </w:p>
+        </w:tc>
+        <w:tc>
+          <w:tcPr>
+            <w:tcW w:type="dxa" w:w="4706"/>
+          </w:tcPr>
+          <w:p>
+            <w:r>
+              <w:rPr>
+                <w:b w:val="0"/>
+                <w:i w:val="0"/>
+                <w:sz w:val="17"/>
+              </w:rPr>
+              <w:t>Prière de verifier l'information donnée par BABACAR SOW ou corriger au niveau de la section 1.</w:t>
+            </w:r>
+          </w:p>
+        </w:tc>
+      </w:tr>
+      <w:tr>
+        <w:tc>
+          <w:tcPr>
+            <w:tcW w:type="dxa" w:w="964"/>
+          </w:tcPr>
+          <w:p>
+            <w:r>
+              <w:rPr>
+                <w:b/>
+                <w:i w:val="0"/>
+                <w:color w:val="EA580C"/>
+                <w:sz w:val="16"/>
+              </w:rPr>
+              <w:t>Moyenne</w:t>
+            </w:r>
+          </w:p>
+        </w:tc>
+        <w:tc>
+          <w:tcPr>
+            <w:tcW w:type="dxa" w:w="1247"/>
+          </w:tcPr>
+          <w:p>
+            <w:r>
+              <w:rPr>
+                <w:b/>
+                <w:i w:val="0"/>
+                <w:sz w:val="16"/>
+              </w:rPr>
+              <w:t>S01</w:t>
+              <w:br/>
+            </w:r>
+            <w:r>
+              <w:rPr>
+                <w:b w:val="0"/>
+                <w:i w:val="0"/>
+                <w:color w:val="64748B"/>
+                <w:sz w:val="14"/>
+              </w:rPr>
+              <w:t>Démographie</w:t>
+            </w:r>
+          </w:p>
+        </w:tc>
+        <w:tc>
+          <w:tcPr>
+            <w:tcW w:type="dxa" w:w="1531"/>
+          </w:tcPr>
+          <w:p>
+            <w:r>
+              <w:rPr>
+                <w:b/>
+                <w:i w:val="0"/>
+                <w:color w:val="16A34A"/>
+                <w:sz w:val="16"/>
+              </w:rPr>
+              <w:t>—</w:t>
+            </w:r>
+          </w:p>
+        </w:tc>
+        <w:tc>
+          <w:tcPr>
+            <w:tcW w:type="dxa" w:w="1191"/>
+          </w:tcPr>
+          <w:p>
+            <w:r>
+              <w:rPr>
+                <w:b w:val="0"/>
+                <w:i w:val="0"/>
+                <w:color w:val="64748B"/>
+                <w:sz w:val="16"/>
+              </w:rPr>
+              <w:t>GT-CQ</w:t>
+            </w:r>
+          </w:p>
+        </w:tc>
+        <w:tc>
+          <w:tcPr>
+            <w:tcW w:type="dxa" w:w="4706"/>
+          </w:tcPr>
+          <w:p>
+            <w:r>
+              <w:rPr>
+                <w:b w:val="0"/>
+                <w:i w:val="0"/>
+                <w:sz w:val="17"/>
+              </w:rPr>
+              <w:t>Prière de verifier l'information donnée par CHEIKH SOW ou corriger au niveau de la section 1.</w:t>
+            </w:r>
+          </w:p>
+        </w:tc>
+      </w:tr>
+      <w:tr>
+        <w:tc>
+          <w:tcPr>
+            <w:tcW w:type="dxa" w:w="964"/>
+          </w:tcPr>
+          <w:p>
+            <w:r>
+              <w:rPr>
+                <w:b/>
+                <w:i w:val="0"/>
+                <w:color w:val="EA580C"/>
+                <w:sz w:val="16"/>
+              </w:rPr>
+              <w:t>Moyenne</w:t>
+            </w:r>
+          </w:p>
+        </w:tc>
+        <w:tc>
+          <w:tcPr>
+            <w:tcW w:type="dxa" w:w="1247"/>
+          </w:tcPr>
+          <w:p>
+            <w:r>
+              <w:rPr>
+                <w:b/>
+                <w:i w:val="0"/>
+                <w:sz w:val="16"/>
+              </w:rPr>
+              <w:t>S01</w:t>
+              <w:br/>
+            </w:r>
+            <w:r>
+              <w:rPr>
+                <w:b w:val="0"/>
+                <w:i w:val="0"/>
+                <w:color w:val="64748B"/>
+                <w:sz w:val="14"/>
+              </w:rPr>
+              <w:t>Démographie</w:t>
+            </w:r>
+          </w:p>
+        </w:tc>
+        <w:tc>
+          <w:tcPr>
+            <w:tcW w:type="dxa" w:w="1531"/>
+          </w:tcPr>
+          <w:p>
+            <w:r>
+              <w:rPr>
+                <w:b/>
+                <w:i w:val="0"/>
+                <w:color w:val="16A34A"/>
+                <w:sz w:val="16"/>
+              </w:rPr>
+              <w:t>—</w:t>
+            </w:r>
+          </w:p>
+        </w:tc>
+        <w:tc>
+          <w:tcPr>
+            <w:tcW w:type="dxa" w:w="1191"/>
+          </w:tcPr>
+          <w:p>
+            <w:r>
+              <w:rPr>
+                <w:b w:val="0"/>
+                <w:i w:val="0"/>
+                <w:color w:val="64748B"/>
+                <w:sz w:val="16"/>
+              </w:rPr>
+              <w:t>GT-CQ</w:t>
+            </w:r>
+          </w:p>
+        </w:tc>
+        <w:tc>
+          <w:tcPr>
+            <w:tcW w:type="dxa" w:w="4706"/>
+          </w:tcPr>
+          <w:p>
+            <w:r>
+              <w:rPr>
+                <w:b w:val="0"/>
+                <w:i w:val="0"/>
+                <w:sz w:val="17"/>
+              </w:rPr>
+              <w:t>Prière de verifier l'information donnée par CHEIKHOU SOW ou corriger au niveau de la section 1.</w:t>
+            </w:r>
+          </w:p>
+        </w:tc>
+      </w:tr>
+      <w:tr>
+        <w:tc>
+          <w:tcPr>
+            <w:tcW w:type="dxa" w:w="964"/>
+          </w:tcPr>
+          <w:p>
+            <w:r>
+              <w:rPr>
+                <w:b/>
+                <w:i w:val="0"/>
+                <w:color w:val="EA580C"/>
+                <w:sz w:val="16"/>
+              </w:rPr>
+              <w:t>Moyenne</w:t>
+            </w:r>
+          </w:p>
+        </w:tc>
+        <w:tc>
+          <w:tcPr>
+            <w:tcW w:type="dxa" w:w="1247"/>
+          </w:tcPr>
+          <w:p>
+            <w:r>
+              <w:rPr>
+                <w:b/>
+                <w:i w:val="0"/>
+                <w:sz w:val="16"/>
+              </w:rPr>
+              <w:t>S01</w:t>
+              <w:br/>
+            </w:r>
+            <w:r>
+              <w:rPr>
+                <w:b w:val="0"/>
+                <w:i w:val="0"/>
+                <w:color w:val="64748B"/>
+                <w:sz w:val="14"/>
+              </w:rPr>
+              <w:t>Démographie</w:t>
+            </w:r>
+          </w:p>
+        </w:tc>
+        <w:tc>
+          <w:tcPr>
+            <w:tcW w:type="dxa" w:w="1531"/>
+          </w:tcPr>
+          <w:p>
+            <w:r>
+              <w:rPr>
+                <w:b/>
+                <w:i w:val="0"/>
+                <w:color w:val="16A34A"/>
+                <w:sz w:val="16"/>
+              </w:rPr>
+              <w:t>—</w:t>
+            </w:r>
+          </w:p>
+        </w:tc>
+        <w:tc>
+          <w:tcPr>
+            <w:tcW w:type="dxa" w:w="1191"/>
+          </w:tcPr>
+          <w:p>
+            <w:r>
+              <w:rPr>
+                <w:b w:val="0"/>
+                <w:i w:val="0"/>
+                <w:color w:val="64748B"/>
+                <w:sz w:val="16"/>
+              </w:rPr>
+              <w:t>GT-CQ</w:t>
+            </w:r>
+          </w:p>
+        </w:tc>
+        <w:tc>
+          <w:tcPr>
+            <w:tcW w:type="dxa" w:w="4706"/>
+          </w:tcPr>
+          <w:p>
+            <w:r>
+              <w:rPr>
+                <w:b w:val="0"/>
+                <w:i w:val="0"/>
+                <w:sz w:val="17"/>
+              </w:rPr>
+              <w:t>Prière de verifier l'information donnée par Dieynaba SOW ou corriger au niveau de la section 1.</w:t>
+            </w:r>
+          </w:p>
+        </w:tc>
+      </w:tr>
+      <w:tr>
+        <w:tc>
+          <w:tcPr>
+            <w:tcW w:type="dxa" w:w="964"/>
+          </w:tcPr>
+          <w:p>
+            <w:r>
+              <w:rPr>
+                <w:b/>
+                <w:i w:val="0"/>
+                <w:color w:val="EA580C"/>
+                <w:sz w:val="16"/>
+              </w:rPr>
+              <w:t>Moyenne</w:t>
+            </w:r>
+          </w:p>
+        </w:tc>
+        <w:tc>
+          <w:tcPr>
+            <w:tcW w:type="dxa" w:w="1247"/>
+          </w:tcPr>
+          <w:p>
+            <w:r>
+              <w:rPr>
+                <w:b/>
+                <w:i w:val="0"/>
+                <w:sz w:val="16"/>
+              </w:rPr>
+              <w:t>S01</w:t>
+              <w:br/>
+            </w:r>
+            <w:r>
+              <w:rPr>
+                <w:b w:val="0"/>
+                <w:i w:val="0"/>
+                <w:color w:val="64748B"/>
+                <w:sz w:val="14"/>
+              </w:rPr>
+              <w:t>Démographie</w:t>
+            </w:r>
+          </w:p>
+        </w:tc>
+        <w:tc>
+          <w:tcPr>
+            <w:tcW w:type="dxa" w:w="1531"/>
+          </w:tcPr>
+          <w:p>
+            <w:r>
+              <w:rPr>
+                <w:b/>
+                <w:i w:val="0"/>
+                <w:color w:val="16A34A"/>
+                <w:sz w:val="16"/>
+              </w:rPr>
+              <w:t>—</w:t>
+            </w:r>
+          </w:p>
+        </w:tc>
+        <w:tc>
+          <w:tcPr>
+            <w:tcW w:type="dxa" w:w="1191"/>
+          </w:tcPr>
+          <w:p>
+            <w:r>
+              <w:rPr>
+                <w:b w:val="0"/>
+                <w:i w:val="0"/>
+                <w:color w:val="64748B"/>
+                <w:sz w:val="16"/>
+              </w:rPr>
+              <w:t>GT-CQ</w:t>
+            </w:r>
+          </w:p>
+        </w:tc>
+        <w:tc>
+          <w:tcPr>
+            <w:tcW w:type="dxa" w:w="4706"/>
+          </w:tcPr>
+          <w:p>
+            <w:r>
+              <w:rPr>
+                <w:b w:val="0"/>
+                <w:i w:val="0"/>
+                <w:sz w:val="17"/>
+              </w:rPr>
+              <w:t>Prière de verifier l'information donnée par IDY SOW ou corriger au niveau de la section 1.</w:t>
+            </w:r>
+          </w:p>
+        </w:tc>
+      </w:tr>
+      <w:tr>
+        <w:tc>
+          <w:tcPr>
+            <w:tcW w:type="dxa" w:w="964"/>
+          </w:tcPr>
+          <w:p>
+            <w:r>
+              <w:rPr>
+                <w:b/>
+                <w:i w:val="0"/>
+                <w:color w:val="EA580C"/>
+                <w:sz w:val="16"/>
+              </w:rPr>
+              <w:t>Moyenne</w:t>
+            </w:r>
+          </w:p>
+        </w:tc>
+        <w:tc>
+          <w:tcPr>
+            <w:tcW w:type="dxa" w:w="1247"/>
+          </w:tcPr>
+          <w:p>
+            <w:r>
+              <w:rPr>
+                <w:b/>
+                <w:i w:val="0"/>
+                <w:sz w:val="16"/>
+              </w:rPr>
+              <w:t>S01</w:t>
+              <w:br/>
+            </w:r>
+            <w:r>
+              <w:rPr>
+                <w:b w:val="0"/>
+                <w:i w:val="0"/>
+                <w:color w:val="64748B"/>
+                <w:sz w:val="14"/>
+              </w:rPr>
+              <w:t>Démographie</w:t>
+            </w:r>
+          </w:p>
+        </w:tc>
+        <w:tc>
+          <w:tcPr>
+            <w:tcW w:type="dxa" w:w="1531"/>
+          </w:tcPr>
+          <w:p>
+            <w:r>
+              <w:rPr>
+                <w:b/>
+                <w:i w:val="0"/>
+                <w:color w:val="16A34A"/>
+                <w:sz w:val="16"/>
+              </w:rPr>
+              <w:t>—</w:t>
+            </w:r>
+          </w:p>
+        </w:tc>
+        <w:tc>
+          <w:tcPr>
+            <w:tcW w:type="dxa" w:w="1191"/>
+          </w:tcPr>
+          <w:p>
+            <w:r>
+              <w:rPr>
+                <w:b w:val="0"/>
+                <w:i w:val="0"/>
+                <w:color w:val="64748B"/>
+                <w:sz w:val="16"/>
+              </w:rPr>
+              <w:t>GT-CQ</w:t>
+            </w:r>
+          </w:p>
+        </w:tc>
+        <w:tc>
+          <w:tcPr>
+            <w:tcW w:type="dxa" w:w="4706"/>
+          </w:tcPr>
+          <w:p>
+            <w:r>
+              <w:rPr>
+                <w:b w:val="0"/>
+                <w:i w:val="0"/>
+                <w:sz w:val="17"/>
+              </w:rPr>
+              <w:t>Prière de verifier l'information donnée par ISMAILLA SOW ou corriger au niveau de la section 1.</w:t>
+            </w:r>
+          </w:p>
+        </w:tc>
+      </w:tr>
+      <w:tr>
+        <w:tc>
+          <w:tcPr>
+            <w:tcW w:type="dxa" w:w="964"/>
+          </w:tcPr>
+          <w:p>
+            <w:r>
+              <w:rPr>
+                <w:b/>
+                <w:i w:val="0"/>
+                <w:color w:val="EA580C"/>
+                <w:sz w:val="16"/>
+              </w:rPr>
+              <w:t>Moyenne</w:t>
+            </w:r>
+          </w:p>
+        </w:tc>
+        <w:tc>
+          <w:tcPr>
+            <w:tcW w:type="dxa" w:w="1247"/>
+          </w:tcPr>
+          <w:p>
+            <w:r>
+              <w:rPr>
+                <w:b/>
+                <w:i w:val="0"/>
+                <w:sz w:val="16"/>
+              </w:rPr>
+              <w:t>S01</w:t>
+              <w:br/>
+            </w:r>
+            <w:r>
+              <w:rPr>
+                <w:b w:val="0"/>
+                <w:i w:val="0"/>
+                <w:color w:val="64748B"/>
+                <w:sz w:val="14"/>
+              </w:rPr>
+              <w:t>Démographie</w:t>
+            </w:r>
+          </w:p>
+        </w:tc>
+        <w:tc>
+          <w:tcPr>
+            <w:tcW w:type="dxa" w:w="1531"/>
+          </w:tcPr>
+          <w:p>
+            <w:r>
+              <w:rPr>
+                <w:b/>
+                <w:i w:val="0"/>
+                <w:color w:val="16A34A"/>
+                <w:sz w:val="16"/>
+              </w:rPr>
+              <w:t>—</w:t>
+            </w:r>
+          </w:p>
+        </w:tc>
+        <w:tc>
+          <w:tcPr>
+            <w:tcW w:type="dxa" w:w="1191"/>
+          </w:tcPr>
+          <w:p>
+            <w:r>
+              <w:rPr>
+                <w:b w:val="0"/>
+                <w:i w:val="0"/>
+                <w:color w:val="64748B"/>
+                <w:sz w:val="16"/>
+              </w:rPr>
+              <w:t>GT-CQ</w:t>
+            </w:r>
+          </w:p>
+        </w:tc>
+        <w:tc>
+          <w:tcPr>
+            <w:tcW w:type="dxa" w:w="4706"/>
+          </w:tcPr>
+          <w:p>
+            <w:r>
+              <w:rPr>
+                <w:b w:val="0"/>
+                <w:i w:val="0"/>
+                <w:sz w:val="17"/>
+              </w:rPr>
+              <w:t>Prière de verifier l'information donnée par KHADIDIATOU SOW ou corriger au niveau de la section 1.</w:t>
+            </w:r>
+          </w:p>
+        </w:tc>
+      </w:tr>
+      <w:tr>
+        <w:tc>
+          <w:tcPr>
+            <w:tcW w:type="dxa" w:w="964"/>
+          </w:tcPr>
+          <w:p>
+            <w:r>
+              <w:rPr>
+                <w:b/>
+                <w:i w:val="0"/>
+                <w:color w:val="EA580C"/>
+                <w:sz w:val="16"/>
+              </w:rPr>
+              <w:t>Moyenne</w:t>
+            </w:r>
+          </w:p>
+        </w:tc>
+        <w:tc>
+          <w:tcPr>
+            <w:tcW w:type="dxa" w:w="1247"/>
+          </w:tcPr>
+          <w:p>
+            <w:r>
+              <w:rPr>
+                <w:b/>
+                <w:i w:val="0"/>
+                <w:sz w:val="16"/>
+              </w:rPr>
+              <w:t>S01</w:t>
+              <w:br/>
+            </w:r>
+            <w:r>
+              <w:rPr>
+                <w:b w:val="0"/>
+                <w:i w:val="0"/>
+                <w:color w:val="64748B"/>
+                <w:sz w:val="14"/>
+              </w:rPr>
+              <w:t>Démographie</w:t>
+            </w:r>
+          </w:p>
+        </w:tc>
+        <w:tc>
+          <w:tcPr>
+            <w:tcW w:type="dxa" w:w="1531"/>
+          </w:tcPr>
+          <w:p>
+            <w:r>
+              <w:rPr>
+                <w:b/>
+                <w:i w:val="0"/>
+                <w:color w:val="16A34A"/>
+                <w:sz w:val="16"/>
+              </w:rPr>
+              <w:t>—</w:t>
+            </w:r>
+          </w:p>
+        </w:tc>
+        <w:tc>
+          <w:tcPr>
+            <w:tcW w:type="dxa" w:w="1191"/>
+          </w:tcPr>
+          <w:p>
+            <w:r>
+              <w:rPr>
+                <w:b w:val="0"/>
+                <w:i w:val="0"/>
+                <w:color w:val="64748B"/>
+                <w:sz w:val="16"/>
+              </w:rPr>
+              <w:t>GT-CQ</w:t>
+            </w:r>
+          </w:p>
+        </w:tc>
+        <w:tc>
+          <w:tcPr>
+            <w:tcW w:type="dxa" w:w="4706"/>
+          </w:tcPr>
+          <w:p>
+            <w:r>
+              <w:rPr>
+                <w:b w:val="0"/>
+                <w:i w:val="0"/>
+                <w:sz w:val="17"/>
+              </w:rPr>
+              <w:t>Prière de verifier l'information donnée par KHALIMATOU SOW ou corriger au niveau de la section 1.</w:t>
+            </w:r>
+          </w:p>
+        </w:tc>
+      </w:tr>
+      <w:tr>
+        <w:tc>
+          <w:tcPr>
+            <w:tcW w:type="dxa" w:w="964"/>
+          </w:tcPr>
+          <w:p>
+            <w:r>
+              <w:rPr>
+                <w:b/>
+                <w:i w:val="0"/>
+                <w:color w:val="EA580C"/>
+                <w:sz w:val="16"/>
+              </w:rPr>
+              <w:t>Moyenne</w:t>
+            </w:r>
+          </w:p>
+        </w:tc>
+        <w:tc>
+          <w:tcPr>
+            <w:tcW w:type="dxa" w:w="1247"/>
+          </w:tcPr>
+          <w:p>
+            <w:r>
+              <w:rPr>
+                <w:b/>
+                <w:i w:val="0"/>
+                <w:sz w:val="16"/>
+              </w:rPr>
+              <w:t>S01</w:t>
+              <w:br/>
+            </w:r>
+            <w:r>
+              <w:rPr>
+                <w:b w:val="0"/>
+                <w:i w:val="0"/>
+                <w:color w:val="64748B"/>
+                <w:sz w:val="14"/>
+              </w:rPr>
+              <w:t>Démographie</w:t>
+            </w:r>
+          </w:p>
+        </w:tc>
+        <w:tc>
+          <w:tcPr>
+            <w:tcW w:type="dxa" w:w="1531"/>
+          </w:tcPr>
+          <w:p>
+            <w:r>
+              <w:rPr>
+                <w:b/>
+                <w:i w:val="0"/>
+                <w:color w:val="16A34A"/>
+                <w:sz w:val="16"/>
+              </w:rPr>
+              <w:t>—</w:t>
+            </w:r>
+          </w:p>
+        </w:tc>
+        <w:tc>
+          <w:tcPr>
+            <w:tcW w:type="dxa" w:w="1191"/>
+          </w:tcPr>
+          <w:p>
+            <w:r>
+              <w:rPr>
+                <w:b w:val="0"/>
+                <w:i w:val="0"/>
+                <w:color w:val="64748B"/>
+                <w:sz w:val="16"/>
+              </w:rPr>
+              <w:t>GT-CQ</w:t>
+            </w:r>
+          </w:p>
+        </w:tc>
+        <w:tc>
+          <w:tcPr>
+            <w:tcW w:type="dxa" w:w="4706"/>
+          </w:tcPr>
+          <w:p>
+            <w:r>
+              <w:rPr>
+                <w:b w:val="0"/>
+                <w:i w:val="0"/>
+                <w:sz w:val="17"/>
+              </w:rPr>
+              <w:t>Prière de verifier l'information donnée par MAMADOU SOW ou corriger au niveau de la section 1.</w:t>
+            </w:r>
+          </w:p>
+        </w:tc>
+      </w:tr>
+      <w:tr>
+        <w:tc>
+          <w:tcPr>
+            <w:tcW w:type="dxa" w:w="964"/>
+          </w:tcPr>
+          <w:p>
+            <w:r>
+              <w:rPr>
+                <w:b/>
+                <w:i w:val="0"/>
+                <w:color w:val="EA580C"/>
+                <w:sz w:val="16"/>
+              </w:rPr>
+              <w:t>Moyenne</w:t>
+            </w:r>
+          </w:p>
+        </w:tc>
+        <w:tc>
+          <w:tcPr>
+            <w:tcW w:type="dxa" w:w="1247"/>
+          </w:tcPr>
+          <w:p>
+            <w:r>
+              <w:rPr>
+                <w:b/>
+                <w:i w:val="0"/>
+                <w:sz w:val="16"/>
+              </w:rPr>
+              <w:t>S01</w:t>
+              <w:br/>
+            </w:r>
+            <w:r>
+              <w:rPr>
+                <w:b w:val="0"/>
+                <w:i w:val="0"/>
+                <w:color w:val="64748B"/>
+                <w:sz w:val="14"/>
+              </w:rPr>
+              <w:t>Démographie</w:t>
+            </w:r>
+          </w:p>
+        </w:tc>
+        <w:tc>
+          <w:tcPr>
+            <w:tcW w:type="dxa" w:w="1531"/>
+          </w:tcPr>
+          <w:p>
+            <w:r>
+              <w:rPr>
+                <w:b/>
+                <w:i w:val="0"/>
+                <w:color w:val="16A34A"/>
+                <w:sz w:val="16"/>
+              </w:rPr>
+              <w:t>—</w:t>
+            </w:r>
+          </w:p>
+        </w:tc>
+        <w:tc>
+          <w:tcPr>
+            <w:tcW w:type="dxa" w:w="1191"/>
+          </w:tcPr>
+          <w:p>
+            <w:r>
+              <w:rPr>
+                <w:b w:val="0"/>
+                <w:i w:val="0"/>
+                <w:color w:val="64748B"/>
+                <w:sz w:val="16"/>
+              </w:rPr>
+              <w:t>GT-CQ</w:t>
+            </w:r>
+          </w:p>
+        </w:tc>
+        <w:tc>
+          <w:tcPr>
+            <w:tcW w:type="dxa" w:w="4706"/>
+          </w:tcPr>
+          <w:p>
+            <w:r>
+              <w:rPr>
+                <w:b w:val="0"/>
+                <w:i w:val="0"/>
+                <w:sz w:val="17"/>
+              </w:rPr>
+              <w:t>Prière de verifier l'information donnée par SOULEYMANE SOW ou corriger au niveau de la section 1.</w:t>
+            </w:r>
+          </w:p>
+        </w:tc>
+      </w:tr>
+      <w:tr>
+        <w:tc>
+          <w:tcPr>
+            <w:tcW w:type="dxa" w:w="964"/>
+          </w:tcPr>
+          <w:p>
+            <w:r>
+              <w:rPr>
+                <w:b/>
+                <w:i w:val="0"/>
+                <w:color w:val="EA580C"/>
+                <w:sz w:val="16"/>
+              </w:rPr>
+              <w:t>Moyenne</w:t>
+            </w:r>
+          </w:p>
+        </w:tc>
+        <w:tc>
+          <w:tcPr>
+            <w:tcW w:type="dxa" w:w="1247"/>
+          </w:tcPr>
+          <w:p>
+            <w:r>
+              <w:rPr>
+                <w:b/>
+                <w:i w:val="0"/>
+                <w:sz w:val="16"/>
+              </w:rPr>
+              <w:t>S01</w:t>
+              <w:br/>
+            </w:r>
+            <w:r>
+              <w:rPr>
+                <w:b w:val="0"/>
+                <w:i w:val="0"/>
+                <w:color w:val="64748B"/>
+                <w:sz w:val="14"/>
+              </w:rPr>
+              <w:t>Démographie</w:t>
+            </w:r>
+          </w:p>
+        </w:tc>
+        <w:tc>
+          <w:tcPr>
+            <w:tcW w:type="dxa" w:w="1531"/>
+          </w:tcPr>
+          <w:p>
+            <w:r>
+              <w:rPr>
+                <w:b/>
+                <w:i w:val="0"/>
+                <w:color w:val="16A34A"/>
+                <w:sz w:val="16"/>
+              </w:rPr>
+              <w:t>—</w:t>
+            </w:r>
+          </w:p>
+        </w:tc>
+        <w:tc>
+          <w:tcPr>
+            <w:tcW w:type="dxa" w:w="1191"/>
+          </w:tcPr>
+          <w:p>
+            <w:r>
+              <w:rPr>
+                <w:b w:val="0"/>
+                <w:i w:val="0"/>
+                <w:color w:val="64748B"/>
+                <w:sz w:val="16"/>
+              </w:rPr>
+              <w:t>GT-CQ</w:t>
+            </w:r>
+          </w:p>
+        </w:tc>
+        <w:tc>
+          <w:tcPr>
+            <w:tcW w:type="dxa" w:w="4706"/>
+          </w:tcPr>
+          <w:p>
+            <w:r>
+              <w:rPr>
+                <w:b w:val="0"/>
+                <w:i w:val="0"/>
+                <w:sz w:val="17"/>
+              </w:rPr>
+              <w:t>Prière de verifier l'information donnée par YOUSSOUF SOW ou corriger au niveau de la section 1.</w:t>
+            </w:r>
+          </w:p>
+        </w:tc>
+      </w:tr>
+      <w:tr>
+        <w:tc>
+          <w:tcPr>
+            <w:tcW w:type="dxa" w:w="964"/>
+          </w:tcPr>
+          <w:p>
+            <w:r>
+              <w:rPr>
+                <w:b/>
+                <w:i w:val="0"/>
+                <w:color w:val="EA580C"/>
+                <w:sz w:val="16"/>
+              </w:rPr>
+              <w:t>Moyenne</w:t>
+            </w:r>
+          </w:p>
+        </w:tc>
+        <w:tc>
+          <w:tcPr>
+            <w:tcW w:type="dxa" w:w="1247"/>
+          </w:tcPr>
+          <w:p>
+            <w:r>
+              <w:rPr>
+                <w:b/>
+                <w:i w:val="0"/>
+                <w:sz w:val="16"/>
+              </w:rPr>
               <w:t>S02</w:t>
               <w:br/>
             </w:r>
@@ -2614,7 +4324,7 @@
                 <w:color w:val="16A34A"/>
                 <w:sz w:val="16"/>
               </w:rPr>
-              <w:t>—</w:t>
+              <w:t>s01q63, s00q04, s02q25, s01q00b, s02q17_2, s02q15_2</w:t>
             </w:r>
           </w:p>
         </w:tc>
@@ -2645,2347 +4355,7 @@
                 <w:i w:val="0"/>
                 <w:sz w:val="17"/>
               </w:rPr>
-              <w:t>Incohérent!! Le niveau d'instruction déclaré par l'un des enfants () au niveau de la section 1 de RASSOUL SOW diffère de celui donné par RASSOUL SOW lui-même qui affirme ne pas avoir frequenté l'école formelle.</w:t>
-            </w:r>
-          </w:p>
-        </w:tc>
-      </w:tr>
-      <w:tr>
-        <w:tc>
-          <w:tcPr>
-            <w:tcW w:type="dxa" w:w="964"/>
-          </w:tcPr>
-          <w:p>
-            <w:r>
-              <w:rPr>
-                <w:b/>
-                <w:i w:val="0"/>
-                <w:color w:val="DC2626"/>
-                <w:sz w:val="16"/>
-              </w:rPr>
-              <w:t>Haute</w:t>
-            </w:r>
-          </w:p>
-        </w:tc>
-        <w:tc>
-          <w:tcPr>
-            <w:tcW w:type="dxa" w:w="1247"/>
-          </w:tcPr>
-          <w:p>
-            <w:r>
-              <w:rPr>
-                <w:b/>
-                <w:i w:val="0"/>
-                <w:sz w:val="16"/>
-              </w:rPr>
-              <w:t>S11</w:t>
-              <w:br/>
-            </w:r>
-            <w:r>
-              <w:rPr>
-                <w:b w:val="0"/>
-                <w:i w:val="0"/>
-                <w:color w:val="64748B"/>
-                <w:sz w:val="14"/>
-              </w:rPr>
-              <w:t>Logement / cadre de vie</w:t>
-            </w:r>
-          </w:p>
-        </w:tc>
-        <w:tc>
-          <w:tcPr>
-            <w:tcW w:type="dxa" w:w="1531"/>
-          </w:tcPr>
-          <w:p>
-            <w:r>
-              <w:rPr>
-                <w:b/>
-                <w:i w:val="0"/>
-                <w:color w:val="16A34A"/>
-                <w:sz w:val="16"/>
-              </w:rPr>
-              <w:t>—</w:t>
-            </w:r>
-          </w:p>
-        </w:tc>
-        <w:tc>
-          <w:tcPr>
-            <w:tcW w:type="dxa" w:w="1191"/>
-          </w:tcPr>
-          <w:p>
-            <w:r>
-              <w:rPr>
-                <w:b w:val="0"/>
-                <w:i w:val="0"/>
-                <w:color w:val="64748B"/>
-                <w:sz w:val="16"/>
-              </w:rPr>
-              <w:t>GT-CQ</w:t>
-            </w:r>
-          </w:p>
-        </w:tc>
-        <w:tc>
-          <w:tcPr>
-            <w:tcW w:type="dxa" w:w="4706"/>
-          </w:tcPr>
-          <w:p>
-            <w:r>
-              <w:rPr>
-                <w:b w:val="0"/>
-                <w:i w:val="0"/>
-                <w:sz w:val="17"/>
-              </w:rPr>
-              <w:t>Incoherence!! Le ménage a depensé .</w:t>
-            </w:r>
-          </w:p>
-        </w:tc>
-      </w:tr>
-      <w:tr>
-        <w:tc>
-          <w:tcPr>
-            <w:tcW w:type="dxa" w:w="964"/>
-          </w:tcPr>
-          <w:p>
-            <w:r>
-              <w:rPr>
-                <w:b/>
-                <w:i w:val="0"/>
-                <w:color w:val="DC2626"/>
-                <w:sz w:val="16"/>
-              </w:rPr>
-              <w:t>Haute</w:t>
-            </w:r>
-          </w:p>
-        </w:tc>
-        <w:tc>
-          <w:tcPr>
-            <w:tcW w:type="dxa" w:w="1247"/>
-          </w:tcPr>
-          <w:p>
-            <w:r>
-              <w:rPr>
-                <w:b/>
-                <w:i w:val="0"/>
-                <w:sz w:val="16"/>
-              </w:rPr>
-              <w:t>S11</w:t>
-              <w:br/>
-            </w:r>
-            <w:r>
-              <w:rPr>
-                <w:b w:val="0"/>
-                <w:i w:val="0"/>
-                <w:color w:val="64748B"/>
-                <w:sz w:val="14"/>
-              </w:rPr>
-              <w:t>Logement / cadre de vie</w:t>
-            </w:r>
-          </w:p>
-        </w:tc>
-        <w:tc>
-          <w:tcPr>
-            <w:tcW w:type="dxa" w:w="1531"/>
-          </w:tcPr>
-          <w:p>
-            <w:r>
-              <w:rPr>
-                <w:b/>
-                <w:i w:val="0"/>
-                <w:color w:val="16A34A"/>
-                <w:sz w:val="16"/>
-              </w:rPr>
-              <w:t>s01q03a, s01q03b, s01q03c, s11q32, s11q36, s11q36_code</w:t>
-            </w:r>
-          </w:p>
-        </w:tc>
-        <w:tc>
-          <w:tcPr>
-            <w:tcW w:type="dxa" w:w="1191"/>
-          </w:tcPr>
-          <w:p>
-            <w:r>
-              <w:rPr>
-                <w:b w:val="0"/>
-                <w:i w:val="0"/>
-                <w:color w:val="64748B"/>
-                <w:sz w:val="16"/>
-              </w:rPr>
-              <w:t>GT-CQ</w:t>
-            </w:r>
-          </w:p>
-        </w:tc>
-        <w:tc>
-          <w:tcPr>
-            <w:tcW w:type="dxa" w:w="4706"/>
-          </w:tcPr>
-          <w:p>
-            <w:r>
-              <w:rPr>
-                <w:b w:val="0"/>
-                <w:i w:val="0"/>
-                <w:sz w:val="17"/>
-              </w:rPr>
-              <w:t>FCFA dans Frais de connexion au réseau de distribution d'eau mais dit ne pas être connecté à un réseau d'eau courante, prière de corriger cette incoherenceLe ménage  est connecté à un réseau électrique donc à accès à l'électricité avec EDM malgré qu'elle ne soit pas disponible à 100%, le même ménage déclare comme principale source d'éclairage du logement la Bougie qui est incohérent.</w:t>
-            </w:r>
-          </w:p>
-        </w:tc>
-      </w:tr>
-      <w:tr>
-        <w:tc>
-          <w:tcPr>
-            <w:tcW w:type="dxa" w:w="964"/>
-          </w:tcPr>
-          <w:p>
-            <w:r>
-              <w:rPr>
-                <w:b/>
-                <w:i w:val="0"/>
-                <w:color w:val="EA580C"/>
-                <w:sz w:val="16"/>
-              </w:rPr>
-              <w:t>Moyenne</w:t>
-            </w:r>
-          </w:p>
-        </w:tc>
-        <w:tc>
-          <w:tcPr>
-            <w:tcW w:type="dxa" w:w="1247"/>
-          </w:tcPr>
-          <w:p>
-            <w:r>
-              <w:rPr>
-                <w:b/>
-                <w:i w:val="0"/>
-                <w:sz w:val="16"/>
-              </w:rPr>
-              <w:t>S00</w:t>
-              <w:br/>
-            </w:r>
-            <w:r>
-              <w:rPr>
-                <w:b w:val="0"/>
-                <w:i w:val="0"/>
-                <w:color w:val="64748B"/>
-                <w:sz w:val="14"/>
-              </w:rPr>
-              <w:t>Identification</w:t>
-            </w:r>
-          </w:p>
-        </w:tc>
-        <w:tc>
-          <w:tcPr>
-            <w:tcW w:type="dxa" w:w="1531"/>
-          </w:tcPr>
-          <w:p>
-            <w:r>
-              <w:rPr>
-                <w:b/>
-                <w:i w:val="0"/>
-                <w:color w:val="16A34A"/>
-                <w:sz w:val="16"/>
-              </w:rPr>
-              <w:t>—</w:t>
-            </w:r>
-          </w:p>
-        </w:tc>
-        <w:tc>
-          <w:tcPr>
-            <w:tcW w:type="dxa" w:w="1191"/>
-          </w:tcPr>
-          <w:p>
-            <w:r>
-              <w:rPr>
-                <w:b w:val="0"/>
-                <w:i w:val="0"/>
-                <w:color w:val="64748B"/>
-                <w:sz w:val="16"/>
-              </w:rPr>
-              <w:t>GT-CQ</w:t>
-            </w:r>
-          </w:p>
-        </w:tc>
-        <w:tc>
-          <w:tcPr>
-            <w:tcW w:type="dxa" w:w="4706"/>
-          </w:tcPr>
-          <w:p>
-            <w:r>
-              <w:rPr>
-                <w:b w:val="0"/>
-                <w:i w:val="0"/>
-                <w:sz w:val="17"/>
-              </w:rPr>
-              <w:t>L'adresse ou la localisation du ménage doit être bien renseignée, ne doit pas contenir des numéros de téléphone et elle semble courte pour être une adresse.</w:t>
-            </w:r>
-          </w:p>
-        </w:tc>
-      </w:tr>
-      <w:tr>
-        <w:tc>
-          <w:tcPr>
-            <w:tcW w:type="dxa" w:w="964"/>
-          </w:tcPr>
-          <w:p>
-            <w:r>
-              <w:rPr>
-                <w:b/>
-                <w:i w:val="0"/>
-                <w:color w:val="EA580C"/>
-                <w:sz w:val="16"/>
-              </w:rPr>
-              <w:t>Moyenne</w:t>
-            </w:r>
-          </w:p>
-        </w:tc>
-        <w:tc>
-          <w:tcPr>
-            <w:tcW w:type="dxa" w:w="1247"/>
-          </w:tcPr>
-          <w:p>
-            <w:r>
-              <w:rPr>
-                <w:b/>
-                <w:i w:val="0"/>
-                <w:sz w:val="16"/>
-              </w:rPr>
-              <w:t>S00</w:t>
-              <w:br/>
-            </w:r>
-            <w:r>
-              <w:rPr>
-                <w:b w:val="0"/>
-                <w:i w:val="0"/>
-                <w:color w:val="64748B"/>
-                <w:sz w:val="14"/>
-              </w:rPr>
-              <w:t>Identification</w:t>
-            </w:r>
-          </w:p>
-        </w:tc>
-        <w:tc>
-          <w:tcPr>
-            <w:tcW w:type="dxa" w:w="1531"/>
-          </w:tcPr>
-          <w:p>
-            <w:r>
-              <w:rPr>
-                <w:b/>
-                <w:i w:val="0"/>
-                <w:color w:val="16A34A"/>
-                <w:sz w:val="16"/>
-              </w:rPr>
-              <w:t>—</w:t>
-            </w:r>
-          </w:p>
-        </w:tc>
-        <w:tc>
-          <w:tcPr>
-            <w:tcW w:type="dxa" w:w="1191"/>
-          </w:tcPr>
-          <w:p>
-            <w:r>
-              <w:rPr>
-                <w:b w:val="0"/>
-                <w:i w:val="0"/>
-                <w:color w:val="64748B"/>
-                <w:sz w:val="16"/>
-              </w:rPr>
-              <w:t>GT-CQ</w:t>
-            </w:r>
-          </w:p>
-        </w:tc>
-        <w:tc>
-          <w:tcPr>
-            <w:tcW w:type="dxa" w:w="4706"/>
-          </w:tcPr>
-          <w:p>
-            <w:r>
-              <w:rPr>
-                <w:b w:val="0"/>
-                <w:i w:val="0"/>
-                <w:sz w:val="17"/>
-              </w:rPr>
-              <w:t>Prière de renseigner la bonne adresse.Attention! Il manque des informations non renseignées dans la section 0, prière de regarder toutes les autres informations dans l'identification du ménage (IDENTIFICATION ET RENSEIGNEMENTS DE CONTROLE) ou dans OBSERVATIONS pour pouvoir renseigné toutes les questions liées au ménage.</w:t>
-            </w:r>
-          </w:p>
-        </w:tc>
-      </w:tr>
-      <w:tr>
-        <w:tc>
-          <w:tcPr>
-            <w:tcW w:type="dxa" w:w="964"/>
-          </w:tcPr>
-          <w:p>
-            <w:r>
-              <w:rPr>
-                <w:b/>
-                <w:i w:val="0"/>
-                <w:color w:val="EA580C"/>
-                <w:sz w:val="16"/>
-              </w:rPr>
-              <w:t>Moyenne</w:t>
-            </w:r>
-          </w:p>
-        </w:tc>
-        <w:tc>
-          <w:tcPr>
-            <w:tcW w:type="dxa" w:w="1247"/>
-          </w:tcPr>
-          <w:p>
-            <w:r>
-              <w:rPr>
-                <w:b/>
-                <w:i w:val="0"/>
-                <w:sz w:val="16"/>
-              </w:rPr>
-              <w:t>S00</w:t>
-              <w:br/>
-            </w:r>
-            <w:r>
-              <w:rPr>
-                <w:b w:val="0"/>
-                <w:i w:val="0"/>
-                <w:color w:val="64748B"/>
-                <w:sz w:val="14"/>
-              </w:rPr>
-              <w:t>Identification</w:t>
-            </w:r>
-          </w:p>
-        </w:tc>
-        <w:tc>
-          <w:tcPr>
-            <w:tcW w:type="dxa" w:w="1531"/>
-          </w:tcPr>
-          <w:p>
-            <w:r>
-              <w:rPr>
-                <w:b/>
-                <w:i w:val="0"/>
-                <w:color w:val="16A34A"/>
-                <w:sz w:val="16"/>
-              </w:rPr>
-              <w:t>s00q12a, s00q12b</w:t>
-            </w:r>
-          </w:p>
-        </w:tc>
-        <w:tc>
-          <w:tcPr>
-            <w:tcW w:type="dxa" w:w="1191"/>
-          </w:tcPr>
-          <w:p>
-            <w:r>
-              <w:rPr>
-                <w:b w:val="0"/>
-                <w:i w:val="0"/>
-                <w:color w:val="64748B"/>
-                <w:sz w:val="16"/>
-              </w:rPr>
-              <w:t>GT-CQ</w:t>
-            </w:r>
-          </w:p>
-        </w:tc>
-        <w:tc>
-          <w:tcPr>
-            <w:tcW w:type="dxa" w:w="4706"/>
-          </w:tcPr>
-          <w:p>
-            <w:r>
-              <w:rPr>
-                <w:b w:val="0"/>
-                <w:i w:val="0"/>
-                <w:sz w:val="17"/>
-              </w:rPr>
-              <w:t>Attention! Veillez bien renseigner le deuxième numero du chef de ménage(0.12b).</w:t>
-            </w:r>
-          </w:p>
-        </w:tc>
-      </w:tr>
-      <w:tr>
-        <w:tc>
-          <w:tcPr>
-            <w:tcW w:type="dxa" w:w="964"/>
-          </w:tcPr>
-          <w:p>
-            <w:r>
-              <w:rPr>
-                <w:b/>
-                <w:i w:val="0"/>
-                <w:color w:val="EA580C"/>
-                <w:sz w:val="16"/>
-              </w:rPr>
-              <w:t>Moyenne</w:t>
-            </w:r>
-          </w:p>
-        </w:tc>
-        <w:tc>
-          <w:tcPr>
-            <w:tcW w:type="dxa" w:w="1247"/>
-          </w:tcPr>
-          <w:p>
-            <w:r>
-              <w:rPr>
-                <w:b/>
-                <w:i w:val="0"/>
-                <w:sz w:val="16"/>
-              </w:rPr>
-              <w:t>S01</w:t>
-              <w:br/>
-            </w:r>
-            <w:r>
-              <w:rPr>
-                <w:b w:val="0"/>
-                <w:i w:val="0"/>
-                <w:color w:val="64748B"/>
-                <w:sz w:val="14"/>
-              </w:rPr>
-              <w:t>Démographie</w:t>
-            </w:r>
-          </w:p>
-        </w:tc>
-        <w:tc>
-          <w:tcPr>
-            <w:tcW w:type="dxa" w:w="1531"/>
-          </w:tcPr>
-          <w:p>
-            <w:r>
-              <w:rPr>
-                <w:b/>
-                <w:i w:val="0"/>
-                <w:color w:val="16A34A"/>
-                <w:sz w:val="16"/>
-              </w:rPr>
-              <w:t>—</w:t>
-            </w:r>
-          </w:p>
-        </w:tc>
-        <w:tc>
-          <w:tcPr>
-            <w:tcW w:type="dxa" w:w="1191"/>
-          </w:tcPr>
-          <w:p>
-            <w:r>
-              <w:rPr>
-                <w:b w:val="0"/>
-                <w:i w:val="0"/>
-                <w:color w:val="64748B"/>
-                <w:sz w:val="16"/>
-              </w:rPr>
-              <w:t>GT-CQ</w:t>
-            </w:r>
-          </w:p>
-        </w:tc>
-        <w:tc>
-          <w:tcPr>
-            <w:tcW w:type="dxa" w:w="4706"/>
-          </w:tcPr>
-          <w:p>
-            <w:r>
-              <w:rPr>
-                <w:b w:val="0"/>
-                <w:i w:val="0"/>
-                <w:sz w:val="17"/>
-              </w:rPr>
-              <w:t>Prière de verifier l'information donnée par ABDOULAYE SOW ou corriger au niveau de la section 1.</w:t>
-            </w:r>
-          </w:p>
-        </w:tc>
-      </w:tr>
-      <w:tr>
-        <w:tc>
-          <w:tcPr>
-            <w:tcW w:type="dxa" w:w="964"/>
-          </w:tcPr>
-          <w:p>
-            <w:r>
-              <w:rPr>
-                <w:b/>
-                <w:i w:val="0"/>
-                <w:color w:val="EA580C"/>
-                <w:sz w:val="16"/>
-              </w:rPr>
-              <w:t>Moyenne</w:t>
-            </w:r>
-          </w:p>
-        </w:tc>
-        <w:tc>
-          <w:tcPr>
-            <w:tcW w:type="dxa" w:w="1247"/>
-          </w:tcPr>
-          <w:p>
-            <w:r>
-              <w:rPr>
-                <w:b/>
-                <w:i w:val="0"/>
-                <w:sz w:val="16"/>
-              </w:rPr>
-              <w:t>S01</w:t>
-              <w:br/>
-            </w:r>
-            <w:r>
-              <w:rPr>
-                <w:b w:val="0"/>
-                <w:i w:val="0"/>
-                <w:color w:val="64748B"/>
-                <w:sz w:val="14"/>
-              </w:rPr>
-              <w:t>Démographie</w:t>
-            </w:r>
-          </w:p>
-        </w:tc>
-        <w:tc>
-          <w:tcPr>
-            <w:tcW w:type="dxa" w:w="1531"/>
-          </w:tcPr>
-          <w:p>
-            <w:r>
-              <w:rPr>
-                <w:b/>
-                <w:i w:val="0"/>
-                <w:color w:val="16A34A"/>
-                <w:sz w:val="16"/>
-              </w:rPr>
-              <w:t>—</w:t>
-            </w:r>
-          </w:p>
-        </w:tc>
-        <w:tc>
-          <w:tcPr>
-            <w:tcW w:type="dxa" w:w="1191"/>
-          </w:tcPr>
-          <w:p>
-            <w:r>
-              <w:rPr>
-                <w:b w:val="0"/>
-                <w:i w:val="0"/>
-                <w:color w:val="64748B"/>
-                <w:sz w:val="16"/>
-              </w:rPr>
-              <w:t>GT-CQ</w:t>
-            </w:r>
-          </w:p>
-        </w:tc>
-        <w:tc>
-          <w:tcPr>
-            <w:tcW w:type="dxa" w:w="4706"/>
-          </w:tcPr>
-          <w:p>
-            <w:r>
-              <w:rPr>
-                <w:b w:val="0"/>
-                <w:i w:val="0"/>
-                <w:sz w:val="17"/>
-              </w:rPr>
-              <w:t>Prière de verifier l'information donnée par AMADOU SOW ou corriger au niveau de la section 1.</w:t>
-            </w:r>
-          </w:p>
-        </w:tc>
-      </w:tr>
-      <w:tr>
-        <w:tc>
-          <w:tcPr>
-            <w:tcW w:type="dxa" w:w="964"/>
-          </w:tcPr>
-          <w:p>
-            <w:r>
-              <w:rPr>
-                <w:b/>
-                <w:i w:val="0"/>
-                <w:color w:val="EA580C"/>
-                <w:sz w:val="16"/>
-              </w:rPr>
-              <w:t>Moyenne</w:t>
-            </w:r>
-          </w:p>
-        </w:tc>
-        <w:tc>
-          <w:tcPr>
-            <w:tcW w:type="dxa" w:w="1247"/>
-          </w:tcPr>
-          <w:p>
-            <w:r>
-              <w:rPr>
-                <w:b/>
-                <w:i w:val="0"/>
-                <w:sz w:val="16"/>
-              </w:rPr>
-              <w:t>S01</w:t>
-              <w:br/>
-            </w:r>
-            <w:r>
-              <w:rPr>
-                <w:b w:val="0"/>
-                <w:i w:val="0"/>
-                <w:color w:val="64748B"/>
-                <w:sz w:val="14"/>
-              </w:rPr>
-              <w:t>Démographie</w:t>
-            </w:r>
-          </w:p>
-        </w:tc>
-        <w:tc>
-          <w:tcPr>
-            <w:tcW w:type="dxa" w:w="1531"/>
-          </w:tcPr>
-          <w:p>
-            <w:r>
-              <w:rPr>
-                <w:b/>
-                <w:i w:val="0"/>
-                <w:color w:val="16A34A"/>
-                <w:sz w:val="16"/>
-              </w:rPr>
-              <w:t>—</w:t>
-            </w:r>
-          </w:p>
-        </w:tc>
-        <w:tc>
-          <w:tcPr>
-            <w:tcW w:type="dxa" w:w="1191"/>
-          </w:tcPr>
-          <w:p>
-            <w:r>
-              <w:rPr>
-                <w:b w:val="0"/>
-                <w:i w:val="0"/>
-                <w:color w:val="64748B"/>
-                <w:sz w:val="16"/>
-              </w:rPr>
-              <w:t>GT-CQ</w:t>
-            </w:r>
-          </w:p>
-        </w:tc>
-        <w:tc>
-          <w:tcPr>
-            <w:tcW w:type="dxa" w:w="4706"/>
-          </w:tcPr>
-          <w:p>
-            <w:r>
-              <w:rPr>
-                <w:b w:val="0"/>
-                <w:i w:val="0"/>
-                <w:sz w:val="17"/>
-              </w:rPr>
-              <w:t>Prière de verifier l'information donnée par BABACAR SOW ou corriger au niveau de la section 1.</w:t>
-            </w:r>
-          </w:p>
-        </w:tc>
-      </w:tr>
-      <w:tr>
-        <w:tc>
-          <w:tcPr>
-            <w:tcW w:type="dxa" w:w="964"/>
-          </w:tcPr>
-          <w:p>
-            <w:r>
-              <w:rPr>
-                <w:b/>
-                <w:i w:val="0"/>
-                <w:color w:val="EA580C"/>
-                <w:sz w:val="16"/>
-              </w:rPr>
-              <w:t>Moyenne</w:t>
-            </w:r>
-          </w:p>
-        </w:tc>
-        <w:tc>
-          <w:tcPr>
-            <w:tcW w:type="dxa" w:w="1247"/>
-          </w:tcPr>
-          <w:p>
-            <w:r>
-              <w:rPr>
-                <w:b/>
-                <w:i w:val="0"/>
-                <w:sz w:val="16"/>
-              </w:rPr>
-              <w:t>S01</w:t>
-              <w:br/>
-            </w:r>
-            <w:r>
-              <w:rPr>
-                <w:b w:val="0"/>
-                <w:i w:val="0"/>
-                <w:color w:val="64748B"/>
-                <w:sz w:val="14"/>
-              </w:rPr>
-              <w:t>Démographie</w:t>
-            </w:r>
-          </w:p>
-        </w:tc>
-        <w:tc>
-          <w:tcPr>
-            <w:tcW w:type="dxa" w:w="1531"/>
-          </w:tcPr>
-          <w:p>
-            <w:r>
-              <w:rPr>
-                <w:b/>
-                <w:i w:val="0"/>
-                <w:color w:val="16A34A"/>
-                <w:sz w:val="16"/>
-              </w:rPr>
-              <w:t>—</w:t>
-            </w:r>
-          </w:p>
-        </w:tc>
-        <w:tc>
-          <w:tcPr>
-            <w:tcW w:type="dxa" w:w="1191"/>
-          </w:tcPr>
-          <w:p>
-            <w:r>
-              <w:rPr>
-                <w:b w:val="0"/>
-                <w:i w:val="0"/>
-                <w:color w:val="64748B"/>
-                <w:sz w:val="16"/>
-              </w:rPr>
-              <w:t>GT-CQ</w:t>
-            </w:r>
-          </w:p>
-        </w:tc>
-        <w:tc>
-          <w:tcPr>
-            <w:tcW w:type="dxa" w:w="4706"/>
-          </w:tcPr>
-          <w:p>
-            <w:r>
-              <w:rPr>
-                <w:b w:val="0"/>
-                <w:i w:val="0"/>
-                <w:sz w:val="17"/>
-              </w:rPr>
-              <w:t>Prière de verifier l'information donnée par CHEIKH SOW ou corriger au niveau de la section 1.</w:t>
-            </w:r>
-          </w:p>
-        </w:tc>
-      </w:tr>
-      <w:tr>
-        <w:tc>
-          <w:tcPr>
-            <w:tcW w:type="dxa" w:w="964"/>
-          </w:tcPr>
-          <w:p>
-            <w:r>
-              <w:rPr>
-                <w:b/>
-                <w:i w:val="0"/>
-                <w:color w:val="EA580C"/>
-                <w:sz w:val="16"/>
-              </w:rPr>
-              <w:t>Moyenne</w:t>
-            </w:r>
-          </w:p>
-        </w:tc>
-        <w:tc>
-          <w:tcPr>
-            <w:tcW w:type="dxa" w:w="1247"/>
-          </w:tcPr>
-          <w:p>
-            <w:r>
-              <w:rPr>
-                <w:b/>
-                <w:i w:val="0"/>
-                <w:sz w:val="16"/>
-              </w:rPr>
-              <w:t>S01</w:t>
-              <w:br/>
-            </w:r>
-            <w:r>
-              <w:rPr>
-                <w:b w:val="0"/>
-                <w:i w:val="0"/>
-                <w:color w:val="64748B"/>
-                <w:sz w:val="14"/>
-              </w:rPr>
-              <w:t>Démographie</w:t>
-            </w:r>
-          </w:p>
-        </w:tc>
-        <w:tc>
-          <w:tcPr>
-            <w:tcW w:type="dxa" w:w="1531"/>
-          </w:tcPr>
-          <w:p>
-            <w:r>
-              <w:rPr>
-                <w:b/>
-                <w:i w:val="0"/>
-                <w:color w:val="16A34A"/>
-                <w:sz w:val="16"/>
-              </w:rPr>
-              <w:t>—</w:t>
-            </w:r>
-          </w:p>
-        </w:tc>
-        <w:tc>
-          <w:tcPr>
-            <w:tcW w:type="dxa" w:w="1191"/>
-          </w:tcPr>
-          <w:p>
-            <w:r>
-              <w:rPr>
-                <w:b w:val="0"/>
-                <w:i w:val="0"/>
-                <w:color w:val="64748B"/>
-                <w:sz w:val="16"/>
-              </w:rPr>
-              <w:t>GT-CQ</w:t>
-            </w:r>
-          </w:p>
-        </w:tc>
-        <w:tc>
-          <w:tcPr>
-            <w:tcW w:type="dxa" w:w="4706"/>
-          </w:tcPr>
-          <w:p>
-            <w:r>
-              <w:rPr>
-                <w:b w:val="0"/>
-                <w:i w:val="0"/>
-                <w:sz w:val="17"/>
-              </w:rPr>
-              <w:t>Prière de verifier l'information donnée par CHEIKHOU SOW ou corriger au niveau de la section 1.</w:t>
-            </w:r>
-          </w:p>
-        </w:tc>
-      </w:tr>
-      <w:tr>
-        <w:tc>
-          <w:tcPr>
-            <w:tcW w:type="dxa" w:w="964"/>
-          </w:tcPr>
-          <w:p>
-            <w:r>
-              <w:rPr>
-                <w:b/>
-                <w:i w:val="0"/>
-                <w:color w:val="EA580C"/>
-                <w:sz w:val="16"/>
-              </w:rPr>
-              <w:t>Moyenne</w:t>
-            </w:r>
-          </w:p>
-        </w:tc>
-        <w:tc>
-          <w:tcPr>
-            <w:tcW w:type="dxa" w:w="1247"/>
-          </w:tcPr>
-          <w:p>
-            <w:r>
-              <w:rPr>
-                <w:b/>
-                <w:i w:val="0"/>
-                <w:sz w:val="16"/>
-              </w:rPr>
-              <w:t>S01</w:t>
-              <w:br/>
-            </w:r>
-            <w:r>
-              <w:rPr>
-                <w:b w:val="0"/>
-                <w:i w:val="0"/>
-                <w:color w:val="64748B"/>
-                <w:sz w:val="14"/>
-              </w:rPr>
-              <w:t>Démographie</w:t>
-            </w:r>
-          </w:p>
-        </w:tc>
-        <w:tc>
-          <w:tcPr>
-            <w:tcW w:type="dxa" w:w="1531"/>
-          </w:tcPr>
-          <w:p>
-            <w:r>
-              <w:rPr>
-                <w:b/>
-                <w:i w:val="0"/>
-                <w:color w:val="16A34A"/>
-                <w:sz w:val="16"/>
-              </w:rPr>
-              <w:t>—</w:t>
-            </w:r>
-          </w:p>
-        </w:tc>
-        <w:tc>
-          <w:tcPr>
-            <w:tcW w:type="dxa" w:w="1191"/>
-          </w:tcPr>
-          <w:p>
-            <w:r>
-              <w:rPr>
-                <w:b w:val="0"/>
-                <w:i w:val="0"/>
-                <w:color w:val="64748B"/>
-                <w:sz w:val="16"/>
-              </w:rPr>
-              <w:t>GT-CQ</w:t>
-            </w:r>
-          </w:p>
-        </w:tc>
-        <w:tc>
-          <w:tcPr>
-            <w:tcW w:type="dxa" w:w="4706"/>
-          </w:tcPr>
-          <w:p>
-            <w:r>
-              <w:rPr>
-                <w:b w:val="0"/>
-                <w:i w:val="0"/>
-                <w:sz w:val="17"/>
-              </w:rPr>
-              <w:t>Prière de verifier l'information donnée par Dieynaba SOW ou corriger au niveau de la section 1.</w:t>
-            </w:r>
-          </w:p>
-        </w:tc>
-      </w:tr>
-      <w:tr>
-        <w:tc>
-          <w:tcPr>
-            <w:tcW w:type="dxa" w:w="964"/>
-          </w:tcPr>
-          <w:p>
-            <w:r>
-              <w:rPr>
-                <w:b/>
-                <w:i w:val="0"/>
-                <w:color w:val="EA580C"/>
-                <w:sz w:val="16"/>
-              </w:rPr>
-              <w:t>Moyenne</w:t>
-            </w:r>
-          </w:p>
-        </w:tc>
-        <w:tc>
-          <w:tcPr>
-            <w:tcW w:type="dxa" w:w="1247"/>
-          </w:tcPr>
-          <w:p>
-            <w:r>
-              <w:rPr>
-                <w:b/>
-                <w:i w:val="0"/>
-                <w:sz w:val="16"/>
-              </w:rPr>
-              <w:t>S01</w:t>
-              <w:br/>
-            </w:r>
-            <w:r>
-              <w:rPr>
-                <w:b w:val="0"/>
-                <w:i w:val="0"/>
-                <w:color w:val="64748B"/>
-                <w:sz w:val="14"/>
-              </w:rPr>
-              <w:t>Démographie</w:t>
-            </w:r>
-          </w:p>
-        </w:tc>
-        <w:tc>
-          <w:tcPr>
-            <w:tcW w:type="dxa" w:w="1531"/>
-          </w:tcPr>
-          <w:p>
-            <w:r>
-              <w:rPr>
-                <w:b/>
-                <w:i w:val="0"/>
-                <w:color w:val="16A34A"/>
-                <w:sz w:val="16"/>
-              </w:rPr>
-              <w:t>—</w:t>
-            </w:r>
-          </w:p>
-        </w:tc>
-        <w:tc>
-          <w:tcPr>
-            <w:tcW w:type="dxa" w:w="1191"/>
-          </w:tcPr>
-          <w:p>
-            <w:r>
-              <w:rPr>
-                <w:b w:val="0"/>
-                <w:i w:val="0"/>
-                <w:color w:val="64748B"/>
-                <w:sz w:val="16"/>
-              </w:rPr>
-              <w:t>GT-CQ</w:t>
-            </w:r>
-          </w:p>
-        </w:tc>
-        <w:tc>
-          <w:tcPr>
-            <w:tcW w:type="dxa" w:w="4706"/>
-          </w:tcPr>
-          <w:p>
-            <w:r>
-              <w:rPr>
-                <w:b w:val="0"/>
-                <w:i w:val="0"/>
-                <w:sz w:val="17"/>
-              </w:rPr>
-              <w:t>Prière de verifier l'information donnée par IDY SOW ou corriger au niveau de la section 1.</w:t>
-            </w:r>
-          </w:p>
-        </w:tc>
-      </w:tr>
-      <w:tr>
-        <w:tc>
-          <w:tcPr>
-            <w:tcW w:type="dxa" w:w="964"/>
-          </w:tcPr>
-          <w:p>
-            <w:r>
-              <w:rPr>
-                <w:b/>
-                <w:i w:val="0"/>
-                <w:color w:val="EA580C"/>
-                <w:sz w:val="16"/>
-              </w:rPr>
-              <w:t>Moyenne</w:t>
-            </w:r>
-          </w:p>
-        </w:tc>
-        <w:tc>
-          <w:tcPr>
-            <w:tcW w:type="dxa" w:w="1247"/>
-          </w:tcPr>
-          <w:p>
-            <w:r>
-              <w:rPr>
-                <w:b/>
-                <w:i w:val="0"/>
-                <w:sz w:val="16"/>
-              </w:rPr>
-              <w:t>S01</w:t>
-              <w:br/>
-            </w:r>
-            <w:r>
-              <w:rPr>
-                <w:b w:val="0"/>
-                <w:i w:val="0"/>
-                <w:color w:val="64748B"/>
-                <w:sz w:val="14"/>
-              </w:rPr>
-              <w:t>Démographie</w:t>
-            </w:r>
-          </w:p>
-        </w:tc>
-        <w:tc>
-          <w:tcPr>
-            <w:tcW w:type="dxa" w:w="1531"/>
-          </w:tcPr>
-          <w:p>
-            <w:r>
-              <w:rPr>
-                <w:b/>
-                <w:i w:val="0"/>
-                <w:color w:val="16A34A"/>
-                <w:sz w:val="16"/>
-              </w:rPr>
-              <w:t>—</w:t>
-            </w:r>
-          </w:p>
-        </w:tc>
-        <w:tc>
-          <w:tcPr>
-            <w:tcW w:type="dxa" w:w="1191"/>
-          </w:tcPr>
-          <w:p>
-            <w:r>
-              <w:rPr>
-                <w:b w:val="0"/>
-                <w:i w:val="0"/>
-                <w:color w:val="64748B"/>
-                <w:sz w:val="16"/>
-              </w:rPr>
-              <w:t>GT-CQ</w:t>
-            </w:r>
-          </w:p>
-        </w:tc>
-        <w:tc>
-          <w:tcPr>
-            <w:tcW w:type="dxa" w:w="4706"/>
-          </w:tcPr>
-          <w:p>
-            <w:r>
-              <w:rPr>
-                <w:b w:val="0"/>
-                <w:i w:val="0"/>
-                <w:sz w:val="17"/>
-              </w:rPr>
-              <w:t>Prière de verifier l'information donnée par ISMAILLA SOW ou corriger au niveau de la section 1.</w:t>
-            </w:r>
-          </w:p>
-        </w:tc>
-      </w:tr>
-      <w:tr>
-        <w:tc>
-          <w:tcPr>
-            <w:tcW w:type="dxa" w:w="964"/>
-          </w:tcPr>
-          <w:p>
-            <w:r>
-              <w:rPr>
-                <w:b/>
-                <w:i w:val="0"/>
-                <w:color w:val="EA580C"/>
-                <w:sz w:val="16"/>
-              </w:rPr>
-              <w:t>Moyenne</w:t>
-            </w:r>
-          </w:p>
-        </w:tc>
-        <w:tc>
-          <w:tcPr>
-            <w:tcW w:type="dxa" w:w="1247"/>
-          </w:tcPr>
-          <w:p>
-            <w:r>
-              <w:rPr>
-                <w:b/>
-                <w:i w:val="0"/>
-                <w:sz w:val="16"/>
-              </w:rPr>
-              <w:t>S01</w:t>
-              <w:br/>
-            </w:r>
-            <w:r>
-              <w:rPr>
-                <w:b w:val="0"/>
-                <w:i w:val="0"/>
-                <w:color w:val="64748B"/>
-                <w:sz w:val="14"/>
-              </w:rPr>
-              <w:t>Démographie</w:t>
-            </w:r>
-          </w:p>
-        </w:tc>
-        <w:tc>
-          <w:tcPr>
-            <w:tcW w:type="dxa" w:w="1531"/>
-          </w:tcPr>
-          <w:p>
-            <w:r>
-              <w:rPr>
-                <w:b/>
-                <w:i w:val="0"/>
-                <w:color w:val="16A34A"/>
-                <w:sz w:val="16"/>
-              </w:rPr>
-              <w:t>—</w:t>
-            </w:r>
-          </w:p>
-        </w:tc>
-        <w:tc>
-          <w:tcPr>
-            <w:tcW w:type="dxa" w:w="1191"/>
-          </w:tcPr>
-          <w:p>
-            <w:r>
-              <w:rPr>
-                <w:b w:val="0"/>
-                <w:i w:val="0"/>
-                <w:color w:val="64748B"/>
-                <w:sz w:val="16"/>
-              </w:rPr>
-              <w:t>GT-CQ</w:t>
-            </w:r>
-          </w:p>
-        </w:tc>
-        <w:tc>
-          <w:tcPr>
-            <w:tcW w:type="dxa" w:w="4706"/>
-          </w:tcPr>
-          <w:p>
-            <w:r>
-              <w:rPr>
-                <w:b w:val="0"/>
-                <w:i w:val="0"/>
-                <w:sz w:val="17"/>
-              </w:rPr>
-              <w:t>Prière de verifier l'information donnée par KHADIDIATOU SOW ou corriger au niveau de la section 1.</w:t>
-            </w:r>
-          </w:p>
-        </w:tc>
-      </w:tr>
-      <w:tr>
-        <w:tc>
-          <w:tcPr>
-            <w:tcW w:type="dxa" w:w="964"/>
-          </w:tcPr>
-          <w:p>
-            <w:r>
-              <w:rPr>
-                <w:b/>
-                <w:i w:val="0"/>
-                <w:color w:val="EA580C"/>
-                <w:sz w:val="16"/>
-              </w:rPr>
-              <w:t>Moyenne</w:t>
-            </w:r>
-          </w:p>
-        </w:tc>
-        <w:tc>
-          <w:tcPr>
-            <w:tcW w:type="dxa" w:w="1247"/>
-          </w:tcPr>
-          <w:p>
-            <w:r>
-              <w:rPr>
-                <w:b/>
-                <w:i w:val="0"/>
-                <w:sz w:val="16"/>
-              </w:rPr>
-              <w:t>S01</w:t>
-              <w:br/>
-            </w:r>
-            <w:r>
-              <w:rPr>
-                <w:b w:val="0"/>
-                <w:i w:val="0"/>
-                <w:color w:val="64748B"/>
-                <w:sz w:val="14"/>
-              </w:rPr>
-              <w:t>Démographie</w:t>
-            </w:r>
-          </w:p>
-        </w:tc>
-        <w:tc>
-          <w:tcPr>
-            <w:tcW w:type="dxa" w:w="1531"/>
-          </w:tcPr>
-          <w:p>
-            <w:r>
-              <w:rPr>
-                <w:b/>
-                <w:i w:val="0"/>
-                <w:color w:val="16A34A"/>
-                <w:sz w:val="16"/>
-              </w:rPr>
-              <w:t>—</w:t>
-            </w:r>
-          </w:p>
-        </w:tc>
-        <w:tc>
-          <w:tcPr>
-            <w:tcW w:type="dxa" w:w="1191"/>
-          </w:tcPr>
-          <w:p>
-            <w:r>
-              <w:rPr>
-                <w:b w:val="0"/>
-                <w:i w:val="0"/>
-                <w:color w:val="64748B"/>
-                <w:sz w:val="16"/>
-              </w:rPr>
-              <w:t>GT-CQ</w:t>
-            </w:r>
-          </w:p>
-        </w:tc>
-        <w:tc>
-          <w:tcPr>
-            <w:tcW w:type="dxa" w:w="4706"/>
-          </w:tcPr>
-          <w:p>
-            <w:r>
-              <w:rPr>
-                <w:b w:val="0"/>
-                <w:i w:val="0"/>
-                <w:sz w:val="17"/>
-              </w:rPr>
-              <w:t>Prière de verifier l'information donnée par KHALIMATOU SOW ou corriger au niveau de la section 1.</w:t>
-            </w:r>
-          </w:p>
-        </w:tc>
-      </w:tr>
-      <w:tr>
-        <w:tc>
-          <w:tcPr>
-            <w:tcW w:type="dxa" w:w="964"/>
-          </w:tcPr>
-          <w:p>
-            <w:r>
-              <w:rPr>
-                <w:b/>
-                <w:i w:val="0"/>
-                <w:color w:val="EA580C"/>
-                <w:sz w:val="16"/>
-              </w:rPr>
-              <w:t>Moyenne</w:t>
-            </w:r>
-          </w:p>
-        </w:tc>
-        <w:tc>
-          <w:tcPr>
-            <w:tcW w:type="dxa" w:w="1247"/>
-          </w:tcPr>
-          <w:p>
-            <w:r>
-              <w:rPr>
-                <w:b/>
-                <w:i w:val="0"/>
-                <w:sz w:val="16"/>
-              </w:rPr>
-              <w:t>S01</w:t>
-              <w:br/>
-            </w:r>
-            <w:r>
-              <w:rPr>
-                <w:b w:val="0"/>
-                <w:i w:val="0"/>
-                <w:color w:val="64748B"/>
-                <w:sz w:val="14"/>
-              </w:rPr>
-              <w:t>Démographie</w:t>
-            </w:r>
-          </w:p>
-        </w:tc>
-        <w:tc>
-          <w:tcPr>
-            <w:tcW w:type="dxa" w:w="1531"/>
-          </w:tcPr>
-          <w:p>
-            <w:r>
-              <w:rPr>
-                <w:b/>
-                <w:i w:val="0"/>
-                <w:color w:val="16A34A"/>
-                <w:sz w:val="16"/>
-              </w:rPr>
-              <w:t>—</w:t>
-            </w:r>
-          </w:p>
-        </w:tc>
-        <w:tc>
-          <w:tcPr>
-            <w:tcW w:type="dxa" w:w="1191"/>
-          </w:tcPr>
-          <w:p>
-            <w:r>
-              <w:rPr>
-                <w:b w:val="0"/>
-                <w:i w:val="0"/>
-                <w:color w:val="64748B"/>
-                <w:sz w:val="16"/>
-              </w:rPr>
-              <w:t>GT-CQ</w:t>
-            </w:r>
-          </w:p>
-        </w:tc>
-        <w:tc>
-          <w:tcPr>
-            <w:tcW w:type="dxa" w:w="4706"/>
-          </w:tcPr>
-          <w:p>
-            <w:r>
-              <w:rPr>
-                <w:b w:val="0"/>
-                <w:i w:val="0"/>
-                <w:sz w:val="17"/>
-              </w:rPr>
-              <w:t>Prière de verifier l'information donnée par MAMADOU SOW ou corriger au niveau de la section 1.</w:t>
-            </w:r>
-          </w:p>
-        </w:tc>
-      </w:tr>
-      <w:tr>
-        <w:tc>
-          <w:tcPr>
-            <w:tcW w:type="dxa" w:w="964"/>
-          </w:tcPr>
-          <w:p>
-            <w:r>
-              <w:rPr>
-                <w:b/>
-                <w:i w:val="0"/>
-                <w:color w:val="EA580C"/>
-                <w:sz w:val="16"/>
-              </w:rPr>
-              <w:t>Moyenne</w:t>
-            </w:r>
-          </w:p>
-        </w:tc>
-        <w:tc>
-          <w:tcPr>
-            <w:tcW w:type="dxa" w:w="1247"/>
-          </w:tcPr>
-          <w:p>
-            <w:r>
-              <w:rPr>
-                <w:b/>
-                <w:i w:val="0"/>
-                <w:sz w:val="16"/>
-              </w:rPr>
-              <w:t>S01</w:t>
-              <w:br/>
-            </w:r>
-            <w:r>
-              <w:rPr>
-                <w:b w:val="0"/>
-                <w:i w:val="0"/>
-                <w:color w:val="64748B"/>
-                <w:sz w:val="14"/>
-              </w:rPr>
-              <w:t>Démographie</w:t>
-            </w:r>
-          </w:p>
-        </w:tc>
-        <w:tc>
-          <w:tcPr>
-            <w:tcW w:type="dxa" w:w="1531"/>
-          </w:tcPr>
-          <w:p>
-            <w:r>
-              <w:rPr>
-                <w:b/>
-                <w:i w:val="0"/>
-                <w:color w:val="16A34A"/>
-                <w:sz w:val="16"/>
-              </w:rPr>
-              <w:t>—</w:t>
-            </w:r>
-          </w:p>
-        </w:tc>
-        <w:tc>
-          <w:tcPr>
-            <w:tcW w:type="dxa" w:w="1191"/>
-          </w:tcPr>
-          <w:p>
-            <w:r>
-              <w:rPr>
-                <w:b w:val="0"/>
-                <w:i w:val="0"/>
-                <w:color w:val="64748B"/>
-                <w:sz w:val="16"/>
-              </w:rPr>
-              <w:t>GT-CQ</w:t>
-            </w:r>
-          </w:p>
-        </w:tc>
-        <w:tc>
-          <w:tcPr>
-            <w:tcW w:type="dxa" w:w="4706"/>
-          </w:tcPr>
-          <w:p>
-            <w:r>
-              <w:rPr>
-                <w:b w:val="0"/>
-                <w:i w:val="0"/>
-                <w:sz w:val="17"/>
-              </w:rPr>
-              <w:t>Prière de verifier l'information donnée par SOULEYMANE SOW ou corriger au niveau de la section 1.</w:t>
-            </w:r>
-          </w:p>
-        </w:tc>
-      </w:tr>
-      <w:tr>
-        <w:tc>
-          <w:tcPr>
-            <w:tcW w:type="dxa" w:w="964"/>
-          </w:tcPr>
-          <w:p>
-            <w:r>
-              <w:rPr>
-                <w:b/>
-                <w:i w:val="0"/>
-                <w:color w:val="EA580C"/>
-                <w:sz w:val="16"/>
-              </w:rPr>
-              <w:t>Moyenne</w:t>
-            </w:r>
-          </w:p>
-        </w:tc>
-        <w:tc>
-          <w:tcPr>
-            <w:tcW w:type="dxa" w:w="1247"/>
-          </w:tcPr>
-          <w:p>
-            <w:r>
-              <w:rPr>
-                <w:b/>
-                <w:i w:val="0"/>
-                <w:sz w:val="16"/>
-              </w:rPr>
-              <w:t>S01</w:t>
-              <w:br/>
-            </w:r>
-            <w:r>
-              <w:rPr>
-                <w:b w:val="0"/>
-                <w:i w:val="0"/>
-                <w:color w:val="64748B"/>
-                <w:sz w:val="14"/>
-              </w:rPr>
-              <w:t>Démographie</w:t>
-            </w:r>
-          </w:p>
-        </w:tc>
-        <w:tc>
-          <w:tcPr>
-            <w:tcW w:type="dxa" w:w="1531"/>
-          </w:tcPr>
-          <w:p>
-            <w:r>
-              <w:rPr>
-                <w:b/>
-                <w:i w:val="0"/>
-                <w:color w:val="16A34A"/>
-                <w:sz w:val="16"/>
-              </w:rPr>
-              <w:t>—</w:t>
-            </w:r>
-          </w:p>
-        </w:tc>
-        <w:tc>
-          <w:tcPr>
-            <w:tcW w:type="dxa" w:w="1191"/>
-          </w:tcPr>
-          <w:p>
-            <w:r>
-              <w:rPr>
-                <w:b w:val="0"/>
-                <w:i w:val="0"/>
-                <w:color w:val="64748B"/>
-                <w:sz w:val="16"/>
-              </w:rPr>
-              <w:t>GT-CQ</w:t>
-            </w:r>
-          </w:p>
-        </w:tc>
-        <w:tc>
-          <w:tcPr>
-            <w:tcW w:type="dxa" w:w="4706"/>
-          </w:tcPr>
-          <w:p>
-            <w:r>
-              <w:rPr>
-                <w:b w:val="0"/>
-                <w:i w:val="0"/>
-                <w:sz w:val="17"/>
-              </w:rPr>
-              <w:t>Prière de verifier l'information donnée par YOUSSOUF SOW ou corriger au niveau de la section 1.</w:t>
-            </w:r>
-          </w:p>
-        </w:tc>
-      </w:tr>
-      <w:tr>
-        <w:tc>
-          <w:tcPr>
-            <w:tcW w:type="dxa" w:w="964"/>
-          </w:tcPr>
-          <w:p>
-            <w:r>
-              <w:rPr>
-                <w:b/>
-                <w:i w:val="0"/>
-                <w:color w:val="EA580C"/>
-                <w:sz w:val="16"/>
-              </w:rPr>
-              <w:t>Moyenne</w:t>
-            </w:r>
-          </w:p>
-        </w:tc>
-        <w:tc>
-          <w:tcPr>
-            <w:tcW w:type="dxa" w:w="1247"/>
-          </w:tcPr>
-          <w:p>
-            <w:r>
-              <w:rPr>
-                <w:b/>
-                <w:i w:val="0"/>
-                <w:sz w:val="16"/>
-              </w:rPr>
-              <w:t>S01</w:t>
-              <w:br/>
-            </w:r>
-            <w:r>
-              <w:rPr>
-                <w:b w:val="0"/>
-                <w:i w:val="0"/>
-                <w:color w:val="64748B"/>
-                <w:sz w:val="14"/>
-              </w:rPr>
-              <w:t>Démographie</w:t>
-            </w:r>
-          </w:p>
-        </w:tc>
-        <w:tc>
-          <w:tcPr>
-            <w:tcW w:type="dxa" w:w="1531"/>
-          </w:tcPr>
-          <w:p>
-            <w:r>
-              <w:rPr>
-                <w:b/>
-                <w:i w:val="0"/>
-                <w:color w:val="16A34A"/>
-                <w:sz w:val="16"/>
-              </w:rPr>
-              <w:t>s00q27, s01q03a, s01q03b, s01q03c, s01q00b</w:t>
-            </w:r>
-          </w:p>
-        </w:tc>
-        <w:tc>
-          <w:tcPr>
-            <w:tcW w:type="dxa" w:w="1191"/>
-          </w:tcPr>
-          <w:p>
-            <w:r>
-              <w:rPr>
-                <w:b w:val="0"/>
-                <w:i w:val="0"/>
-                <w:color w:val="64748B"/>
-                <w:sz w:val="16"/>
-              </w:rPr>
-              <w:t>GT-CQ</w:t>
-            </w:r>
-          </w:p>
-        </w:tc>
-        <w:tc>
-          <w:tcPr>
-            <w:tcW w:type="dxa" w:w="4706"/>
-          </w:tcPr>
-          <w:p>
-            <w:r>
-              <w:rPr>
-                <w:b w:val="0"/>
-                <w:i w:val="0"/>
-                <w:sz w:val="17"/>
-              </w:rPr>
-              <w:t>Les informations sur l'acte de naissance (ni Jours, ni mois et ni années) de  AISSATA SOW  manquent, s'il vous plait pouvez-vous fournir d'effort pour avoir ces informations.</w:t>
-            </w:r>
-          </w:p>
-        </w:tc>
-      </w:tr>
-      <w:tr>
-        <w:tc>
-          <w:tcPr>
-            <w:tcW w:type="dxa" w:w="964"/>
-          </w:tcPr>
-          <w:p>
-            <w:r>
-              <w:rPr>
-                <w:b/>
-                <w:i w:val="0"/>
-                <w:color w:val="EA580C"/>
-                <w:sz w:val="16"/>
-              </w:rPr>
-              <w:t>Moyenne</w:t>
-            </w:r>
-          </w:p>
-        </w:tc>
-        <w:tc>
-          <w:tcPr>
-            <w:tcW w:type="dxa" w:w="1247"/>
-          </w:tcPr>
-          <w:p>
-            <w:r>
-              <w:rPr>
-                <w:b/>
-                <w:i w:val="0"/>
-                <w:sz w:val="16"/>
-              </w:rPr>
-              <w:t>S01</w:t>
-              <w:br/>
-            </w:r>
-            <w:r>
-              <w:rPr>
-                <w:b w:val="0"/>
-                <w:i w:val="0"/>
-                <w:color w:val="64748B"/>
-                <w:sz w:val="14"/>
-              </w:rPr>
-              <w:t>Démographie</w:t>
-            </w:r>
-          </w:p>
-        </w:tc>
-        <w:tc>
-          <w:tcPr>
-            <w:tcW w:type="dxa" w:w="1531"/>
-          </w:tcPr>
-          <w:p>
-            <w:r>
-              <w:rPr>
-                <w:b/>
-                <w:i w:val="0"/>
-                <w:color w:val="16A34A"/>
-                <w:sz w:val="16"/>
-              </w:rPr>
-              <w:t>—</w:t>
-            </w:r>
-          </w:p>
-        </w:tc>
-        <w:tc>
-          <w:tcPr>
-            <w:tcW w:type="dxa" w:w="1191"/>
-          </w:tcPr>
-          <w:p>
-            <w:r>
-              <w:rPr>
-                <w:b w:val="0"/>
-                <w:i w:val="0"/>
-                <w:color w:val="64748B"/>
-                <w:sz w:val="16"/>
-              </w:rPr>
-              <w:t>GT-CQ</w:t>
-            </w:r>
-          </w:p>
-        </w:tc>
-        <w:tc>
-          <w:tcPr>
-            <w:tcW w:type="dxa" w:w="4706"/>
-          </w:tcPr>
-          <w:p>
-            <w:r>
-              <w:rPr>
-                <w:b w:val="0"/>
-                <w:i w:val="0"/>
-                <w:sz w:val="17"/>
-              </w:rPr>
-              <w:t>Prière de verifier l'information donnée par AISSATA SOW ou corriger au niveau de la section 1.</w:t>
-            </w:r>
-          </w:p>
-        </w:tc>
-      </w:tr>
-      <w:tr>
-        <w:tc>
-          <w:tcPr>
-            <w:tcW w:type="dxa" w:w="964"/>
-          </w:tcPr>
-          <w:p>
-            <w:r>
-              <w:rPr>
-                <w:b/>
-                <w:i w:val="0"/>
-                <w:color w:val="EA580C"/>
-                <w:sz w:val="16"/>
-              </w:rPr>
-              <w:t>Moyenne</w:t>
-            </w:r>
-          </w:p>
-        </w:tc>
-        <w:tc>
-          <w:tcPr>
-            <w:tcW w:type="dxa" w:w="1247"/>
-          </w:tcPr>
-          <w:p>
-            <w:r>
-              <w:rPr>
-                <w:b/>
-                <w:i w:val="0"/>
-                <w:sz w:val="16"/>
-              </w:rPr>
-              <w:t>S01</w:t>
-              <w:br/>
-            </w:r>
-            <w:r>
-              <w:rPr>
-                <w:b w:val="0"/>
-                <w:i w:val="0"/>
-                <w:color w:val="64748B"/>
-                <w:sz w:val="14"/>
-              </w:rPr>
-              <w:t>Démographie</w:t>
-            </w:r>
-          </w:p>
-        </w:tc>
-        <w:tc>
-          <w:tcPr>
-            <w:tcW w:type="dxa" w:w="1531"/>
-          </w:tcPr>
-          <w:p>
-            <w:r>
-              <w:rPr>
-                <w:b/>
-                <w:i w:val="0"/>
-                <w:color w:val="16A34A"/>
-                <w:sz w:val="16"/>
-              </w:rPr>
-              <w:t>s00q27, s01q03a, s01q03b, s01q03c, s01q00b</w:t>
-            </w:r>
-          </w:p>
-        </w:tc>
-        <w:tc>
-          <w:tcPr>
-            <w:tcW w:type="dxa" w:w="1191"/>
-          </w:tcPr>
-          <w:p>
-            <w:r>
-              <w:rPr>
-                <w:b w:val="0"/>
-                <w:i w:val="0"/>
-                <w:color w:val="64748B"/>
-                <w:sz w:val="16"/>
-              </w:rPr>
-              <w:t>GT-CQ</w:t>
-            </w:r>
-          </w:p>
-        </w:tc>
-        <w:tc>
-          <w:tcPr>
-            <w:tcW w:type="dxa" w:w="4706"/>
-          </w:tcPr>
-          <w:p>
-            <w:r>
-              <w:rPr>
-                <w:b w:val="0"/>
-                <w:i w:val="0"/>
-                <w:sz w:val="17"/>
-              </w:rPr>
-              <w:t>Les informations sur l'acte de naissance (ni Jours, ni mois et ni années) de  BINETOU SOW  manquent, s'il vous plait pouvez-vous fournir d'effort pour avoir ces informations.</w:t>
-            </w:r>
-          </w:p>
-        </w:tc>
-      </w:tr>
-      <w:tr>
-        <w:tc>
-          <w:tcPr>
-            <w:tcW w:type="dxa" w:w="964"/>
-          </w:tcPr>
-          <w:p>
-            <w:r>
-              <w:rPr>
-                <w:b/>
-                <w:i w:val="0"/>
-                <w:color w:val="EA580C"/>
-                <w:sz w:val="16"/>
-              </w:rPr>
-              <w:t>Moyenne</w:t>
-            </w:r>
-          </w:p>
-        </w:tc>
-        <w:tc>
-          <w:tcPr>
-            <w:tcW w:type="dxa" w:w="1247"/>
-          </w:tcPr>
-          <w:p>
-            <w:r>
-              <w:rPr>
-                <w:b/>
-                <w:i w:val="0"/>
-                <w:sz w:val="16"/>
-              </w:rPr>
-              <w:t>S02</w:t>
-              <w:br/>
-            </w:r>
-            <w:r>
-              <w:rPr>
-                <w:b w:val="0"/>
-                <w:i w:val="0"/>
-                <w:color w:val="64748B"/>
-                <w:sz w:val="14"/>
-              </w:rPr>
-              <w:t>Éducation</w:t>
-            </w:r>
-          </w:p>
-        </w:tc>
-        <w:tc>
-          <w:tcPr>
-            <w:tcW w:type="dxa" w:w="1531"/>
-          </w:tcPr>
-          <w:p>
-            <w:r>
-              <w:rPr>
-                <w:b/>
-                <w:i w:val="0"/>
-                <w:color w:val="16A34A"/>
-                <w:sz w:val="16"/>
-              </w:rPr>
-              <w:t>—</w:t>
-            </w:r>
-          </w:p>
-        </w:tc>
-        <w:tc>
-          <w:tcPr>
-            <w:tcW w:type="dxa" w:w="1191"/>
-          </w:tcPr>
-          <w:p>
-            <w:r>
-              <w:rPr>
-                <w:b w:val="0"/>
-                <w:i w:val="0"/>
-                <w:color w:val="64748B"/>
-                <w:sz w:val="16"/>
-              </w:rPr>
-              <w:t>GT-CQ</w:t>
-            </w:r>
-          </w:p>
-        </w:tc>
-        <w:tc>
-          <w:tcPr>
-            <w:tcW w:type="dxa" w:w="4706"/>
-          </w:tcPr>
-          <w:p>
-            <w:r>
-              <w:rPr>
-                <w:b w:val="0"/>
-                <w:i w:val="0"/>
-                <w:sz w:val="17"/>
-              </w:rPr>
-              <w:t>veuillez, s'il vous plait, confirmer les frais de scolarité ( 20000 FCFA) payée de AISSATA SOW avec le QG ou apporter les corrections nécessaires.</w:t>
-            </w:r>
-          </w:p>
-        </w:tc>
-      </w:tr>
-      <w:tr>
-        <w:tc>
-          <w:tcPr>
-            <w:tcW w:type="dxa" w:w="964"/>
-          </w:tcPr>
-          <w:p>
-            <w:r>
-              <w:rPr>
-                <w:b/>
-                <w:i w:val="0"/>
-                <w:color w:val="EA580C"/>
-                <w:sz w:val="16"/>
-              </w:rPr>
-              <w:t>Moyenne</w:t>
-            </w:r>
-          </w:p>
-        </w:tc>
-        <w:tc>
-          <w:tcPr>
-            <w:tcW w:type="dxa" w:w="1247"/>
-          </w:tcPr>
-          <w:p>
-            <w:r>
-              <w:rPr>
-                <w:b/>
-                <w:i w:val="0"/>
-                <w:sz w:val="16"/>
-              </w:rPr>
-              <w:t>S02</w:t>
-              <w:br/>
-            </w:r>
-            <w:r>
-              <w:rPr>
-                <w:b w:val="0"/>
-                <w:i w:val="0"/>
-                <w:color w:val="64748B"/>
-                <w:sz w:val="14"/>
-              </w:rPr>
-              <w:t>Éducation</w:t>
-            </w:r>
-          </w:p>
-        </w:tc>
-        <w:tc>
-          <w:tcPr>
-            <w:tcW w:type="dxa" w:w="1531"/>
-          </w:tcPr>
-          <w:p>
-            <w:r>
-              <w:rPr>
-                <w:b/>
-                <w:i w:val="0"/>
-                <w:color w:val="16A34A"/>
-                <w:sz w:val="16"/>
-              </w:rPr>
-              <w:t>—</w:t>
-            </w:r>
-          </w:p>
-        </w:tc>
-        <w:tc>
-          <w:tcPr>
-            <w:tcW w:type="dxa" w:w="1191"/>
-          </w:tcPr>
-          <w:p>
-            <w:r>
-              <w:rPr>
-                <w:b w:val="0"/>
-                <w:i w:val="0"/>
-                <w:color w:val="64748B"/>
-                <w:sz w:val="16"/>
-              </w:rPr>
-              <w:t>GT-CQ</w:t>
-            </w:r>
-          </w:p>
-        </w:tc>
-        <w:tc>
-          <w:tcPr>
-            <w:tcW w:type="dxa" w:w="4706"/>
-          </w:tcPr>
-          <w:p>
-            <w:r>
-              <w:rPr>
-                <w:b w:val="0"/>
-                <w:i w:val="0"/>
-                <w:sz w:val="17"/>
-              </w:rPr>
-              <w:t>veuillez, s'il vous plait, confirmer les frais de scolarité ( 5000 FCFA) payée de ISMAILLA SOW avec le QG ou apporter les corrections nécessaires.</w:t>
-            </w:r>
-          </w:p>
-        </w:tc>
-      </w:tr>
-      <w:tr>
-        <w:tc>
-          <w:tcPr>
-            <w:tcW w:type="dxa" w:w="964"/>
-          </w:tcPr>
-          <w:p>
-            <w:r>
-              <w:rPr>
-                <w:b/>
-                <w:i w:val="0"/>
-                <w:color w:val="EA580C"/>
-                <w:sz w:val="16"/>
-              </w:rPr>
-              <w:t>Moyenne</w:t>
-            </w:r>
-          </w:p>
-        </w:tc>
-        <w:tc>
-          <w:tcPr>
-            <w:tcW w:type="dxa" w:w="1247"/>
-          </w:tcPr>
-          <w:p>
-            <w:r>
-              <w:rPr>
-                <w:b/>
-                <w:i w:val="0"/>
-                <w:sz w:val="16"/>
-              </w:rPr>
-              <w:t>S02</w:t>
-              <w:br/>
-            </w:r>
-            <w:r>
-              <w:rPr>
-                <w:b w:val="0"/>
-                <w:i w:val="0"/>
-                <w:color w:val="64748B"/>
-                <w:sz w:val="14"/>
-              </w:rPr>
-              <w:t>Éducation</w:t>
-            </w:r>
-          </w:p>
-        </w:tc>
-        <w:tc>
-          <w:tcPr>
-            <w:tcW w:type="dxa" w:w="1531"/>
-          </w:tcPr>
-          <w:p>
-            <w:r>
-              <w:rPr>
-                <w:b/>
-                <w:i w:val="0"/>
-                <w:color w:val="16A34A"/>
-                <w:sz w:val="16"/>
-              </w:rPr>
-              <w:t>s01q63, s00q04, s02q25, s01q00b, s02q17_2, s02q15_2</w:t>
-            </w:r>
-          </w:p>
-        </w:tc>
-        <w:tc>
-          <w:tcPr>
-            <w:tcW w:type="dxa" w:w="1191"/>
-          </w:tcPr>
-          <w:p>
-            <w:r>
-              <w:rPr>
-                <w:b w:val="0"/>
-                <w:i w:val="0"/>
-                <w:color w:val="64748B"/>
-                <w:sz w:val="16"/>
-              </w:rPr>
-              <w:t>GT-CQ</w:t>
-            </w:r>
-          </w:p>
-        </w:tc>
-        <w:tc>
-          <w:tcPr>
-            <w:tcW w:type="dxa" w:w="4706"/>
-          </w:tcPr>
-          <w:p>
-            <w:r>
-              <w:rPr>
-                <w:b w:val="0"/>
-                <w:i w:val="0"/>
-                <w:sz w:val="17"/>
-              </w:rPr>
               <w:t>Dans les milieux urbains c'est peu probable de voir une école dont les élèves ou étudiants ne dépensent pas en frais d'uniformes, prière de verifier pour ISMAILLA SOW qui fréquente 5ème année de Primaire et corriger ou confirmer avec le QG.</w:t>
-            </w:r>
-          </w:p>
-        </w:tc>
-      </w:tr>
-      <w:tr>
-        <w:tc>
-          <w:tcPr>
-            <w:tcW w:type="dxa" w:w="964"/>
-          </w:tcPr>
-          <w:p>
-            <w:r>
-              <w:rPr>
-                <w:b/>
-                <w:i w:val="0"/>
-                <w:color w:val="EA580C"/>
-                <w:sz w:val="16"/>
-              </w:rPr>
-              <w:t>Moyenne</w:t>
-            </w:r>
-          </w:p>
-        </w:tc>
-        <w:tc>
-          <w:tcPr>
-            <w:tcW w:type="dxa" w:w="1247"/>
-          </w:tcPr>
-          <w:p>
-            <w:r>
-              <w:rPr>
-                <w:b/>
-                <w:i w:val="0"/>
-                <w:sz w:val="16"/>
-              </w:rPr>
-              <w:t>S02</w:t>
-              <w:br/>
-            </w:r>
-            <w:r>
-              <w:rPr>
-                <w:b w:val="0"/>
-                <w:i w:val="0"/>
-                <w:color w:val="64748B"/>
-                <w:sz w:val="14"/>
-              </w:rPr>
-              <w:t>Éducation</w:t>
-            </w:r>
-          </w:p>
-        </w:tc>
-        <w:tc>
-          <w:tcPr>
-            <w:tcW w:type="dxa" w:w="1531"/>
-          </w:tcPr>
-          <w:p>
-            <w:r>
-              <w:rPr>
-                <w:b/>
-                <w:i w:val="0"/>
-                <w:color w:val="16A34A"/>
-                <w:sz w:val="16"/>
-              </w:rPr>
-              <w:t>—</w:t>
-            </w:r>
-          </w:p>
-        </w:tc>
-        <w:tc>
-          <w:tcPr>
-            <w:tcW w:type="dxa" w:w="1191"/>
-          </w:tcPr>
-          <w:p>
-            <w:r>
-              <w:rPr>
-                <w:b w:val="0"/>
-                <w:i w:val="0"/>
-                <w:color w:val="64748B"/>
-                <w:sz w:val="16"/>
-              </w:rPr>
-              <w:t>GT-CQ</w:t>
-            </w:r>
-          </w:p>
-        </w:tc>
-        <w:tc>
-          <w:tcPr>
-            <w:tcW w:type="dxa" w:w="4706"/>
-          </w:tcPr>
-          <w:p>
-            <w:r>
-              <w:rPr>
-                <w:b w:val="0"/>
-                <w:i w:val="0"/>
-                <w:sz w:val="17"/>
-              </w:rPr>
-              <w:t>veuillez, s'il vous plait, confirmer les frais de scolarité ( 9000 FCFA) payée de Dieynaba SOW avec le QG ou apporter les corrections nécessaires.</w:t>
-            </w:r>
-          </w:p>
-        </w:tc>
-      </w:tr>
-      <w:tr>
-        <w:tc>
-          <w:tcPr>
-            <w:tcW w:type="dxa" w:w="964"/>
-          </w:tcPr>
-          <w:p>
-            <w:r>
-              <w:rPr>
-                <w:b/>
-                <w:i w:val="0"/>
-                <w:color w:val="EA580C"/>
-                <w:sz w:val="16"/>
-              </w:rPr>
-              <w:t>Moyenne</w:t>
-            </w:r>
-          </w:p>
-        </w:tc>
-        <w:tc>
-          <w:tcPr>
-            <w:tcW w:type="dxa" w:w="1247"/>
-          </w:tcPr>
-          <w:p>
-            <w:r>
-              <w:rPr>
-                <w:b/>
-                <w:i w:val="0"/>
-                <w:sz w:val="16"/>
-              </w:rPr>
-              <w:t>S02</w:t>
-              <w:br/>
-            </w:r>
-            <w:r>
-              <w:rPr>
-                <w:b w:val="0"/>
-                <w:i w:val="0"/>
-                <w:color w:val="64748B"/>
-                <w:sz w:val="14"/>
-              </w:rPr>
-              <w:t>Éducation</w:t>
-            </w:r>
-          </w:p>
-        </w:tc>
-        <w:tc>
-          <w:tcPr>
-            <w:tcW w:type="dxa" w:w="1531"/>
-          </w:tcPr>
-          <w:p>
-            <w:r>
-              <w:rPr>
-                <w:b/>
-                <w:i w:val="0"/>
-                <w:color w:val="16A34A"/>
-                <w:sz w:val="16"/>
-              </w:rPr>
-              <w:t>—</w:t>
-            </w:r>
-          </w:p>
-        </w:tc>
-        <w:tc>
-          <w:tcPr>
-            <w:tcW w:type="dxa" w:w="1191"/>
-          </w:tcPr>
-          <w:p>
-            <w:r>
-              <w:rPr>
-                <w:b w:val="0"/>
-                <w:i w:val="0"/>
-                <w:color w:val="64748B"/>
-                <w:sz w:val="16"/>
-              </w:rPr>
-              <w:t>GT-CQ</w:t>
-            </w:r>
-          </w:p>
-        </w:tc>
-        <w:tc>
-          <w:tcPr>
-            <w:tcW w:type="dxa" w:w="4706"/>
-          </w:tcPr>
-          <w:p>
-            <w:r>
-              <w:rPr>
-                <w:b w:val="0"/>
-                <w:i w:val="0"/>
-                <w:sz w:val="17"/>
-              </w:rPr>
-              <w:t>veuillez, s'il vous plait, confirmer les frais de scolarité ( 9000 FCFA) payée de MAMADOU SOW avec le QG ou apporter les corrections nécessaires.</w:t>
             </w:r>
           </w:p>
         </w:tc>
